--- a/Lab Reports/OS Lab/OS Lab Report 1.docx
+++ b/Lab Reports/OS Lab/OS Lab Report 1.docx
@@ -2560,6 +2560,7 @@
         </w:rPr>
         <w:t xml:space="preserve">Syntex : </w:t>
       </w:r>
+      <w:proofErr w:type="spellStart"/>
       <w:r>
         <w:rPr>
           <w:rFonts w:ascii="Times New Roman" w:hAnsi="Times New Roman" w:cs="Times New Roman"/>
@@ -2568,6 +2569,7 @@
         </w:rPr>
         <w:t>pwd</w:t>
       </w:r>
+      <w:proofErr w:type="spellEnd"/>
     </w:p>
     <w:p>
       <w:pPr>
@@ -2595,6 +2597,7 @@
         </w:rPr>
         <w:t xml:space="preserve"> :  $ </w:t>
       </w:r>
+      <w:proofErr w:type="spellStart"/>
       <w:r>
         <w:rPr>
           <w:rFonts w:ascii="Times New Roman" w:hAnsi="Times New Roman" w:cs="Times New Roman"/>
@@ -2605,6 +2608,7 @@
         </w:rPr>
         <w:t>pwd</w:t>
       </w:r>
+      <w:proofErr w:type="spellEnd"/>
     </w:p>
     <w:p>
       <w:pPr>
@@ -3592,7 +3596,19 @@
                               </w:rPr>
                             </w:pPr>
                             <w:r>
-                              <w:t xml:space="preserve">Fig : 3 Current Directory </w:t>
+                              <w:t xml:space="preserve">Fig : </w:t>
+                            </w:r>
+                            <w:r>
+                              <w:t>4.1</w:t>
+                            </w:r>
+                            <w:r>
+                              <w:t xml:space="preserve"> C</w:t>
+                            </w:r>
+                            <w:r>
+                              <w:t>hange</w:t>
+                            </w:r>
+                            <w:r>
+                              <w:t xml:space="preserve"> Directory </w:t>
                             </w:r>
                           </w:p>
                         </w:txbxContent>
@@ -3626,7 +3642,19 @@
                         </w:rPr>
                       </w:pPr>
                       <w:r>
-                        <w:t xml:space="preserve">Fig : 3 Current Directory </w:t>
+                        <w:t xml:space="preserve">Fig : </w:t>
+                      </w:r>
+                      <w:r>
+                        <w:t>4.1</w:t>
+                      </w:r>
+                      <w:r>
+                        <w:t xml:space="preserve"> C</w:t>
+                      </w:r>
+                      <w:r>
+                        <w:t>hange</w:t>
+                      </w:r>
+                      <w:r>
+                        <w:t xml:space="preserve"> Directory </w:t>
                       </w:r>
                     </w:p>
                   </w:txbxContent>
@@ -3678,7 +3706,7 @@
           <w:szCs w:val="28"/>
         </w:rPr>
         <w:drawing>
-          <wp:anchor distT="0" distB="0" distL="114300" distR="114300" simplePos="0" relativeHeight="251673600" behindDoc="0" locked="0" layoutInCell="1" allowOverlap="1" wp14:anchorId="48908E11" wp14:editId="4511275D">
+          <wp:anchor distT="0" distB="0" distL="114300" distR="114300" simplePos="0" relativeHeight="251673600" behindDoc="0" locked="0" layoutInCell="1" allowOverlap="1" wp14:anchorId="48908E11" wp14:editId="5C029ADB">
             <wp:simplePos x="0" y="0"/>
             <wp:positionH relativeFrom="margin">
               <wp:align>center</wp:align>
@@ -3892,7 +3920,19 @@
                               </w:rPr>
                             </w:pPr>
                             <w:r>
-                              <w:t xml:space="preserve">Fig : 3 Current Directory </w:t>
+                              <w:t xml:space="preserve">Fig : </w:t>
+                            </w:r>
+                            <w:r>
+                              <w:t xml:space="preserve">4.2 </w:t>
+                            </w:r>
+                            <w:r>
+                              <w:t xml:space="preserve"> </w:t>
+                            </w:r>
+                            <w:r>
+                              <w:t>Change</w:t>
+                            </w:r>
+                            <w:r>
+                              <w:t xml:space="preserve"> Directory </w:t>
                             </w:r>
                           </w:p>
                         </w:txbxContent>
@@ -3926,7 +3966,19 @@
                         </w:rPr>
                       </w:pPr>
                       <w:r>
-                        <w:t xml:space="preserve">Fig : 3 Current Directory </w:t>
+                        <w:t xml:space="preserve">Fig : </w:t>
+                      </w:r>
+                      <w:r>
+                        <w:t xml:space="preserve">4.2 </w:t>
+                      </w:r>
+                      <w:r>
+                        <w:t xml:space="preserve"> </w:t>
+                      </w:r>
+                      <w:r>
+                        <w:t>Change</w:t>
+                      </w:r>
+                      <w:r>
+                        <w:t xml:space="preserve"> Directory </w:t>
                       </w:r>
                     </w:p>
                   </w:txbxContent>
@@ -4456,7 +4508,10 @@
                               </w:rPr>
                             </w:pPr>
                             <w:r>
-                              <w:t>Fig 4</w:t>
+                              <w:t xml:space="preserve">Fig </w:t>
+                            </w:r>
+                            <w:r>
+                              <w:t>5</w:t>
                             </w:r>
                             <w:r>
                               <w:t xml:space="preserve"> : cat</w:t>
@@ -4493,7 +4548,10 @@
                         </w:rPr>
                       </w:pPr>
                       <w:r>
-                        <w:t>Fig 4</w:t>
+                        <w:t xml:space="preserve">Fig </w:t>
+                      </w:r>
+                      <w:r>
+                        <w:t>5</w:t>
                       </w:r>
                       <w:r>
                         <w:t xml:space="preserve"> : cat</w:t>
@@ -4816,15 +4874,7 @@
           <w:sz w:val="28"/>
           <w:szCs w:val="28"/>
         </w:rPr>
-        <w:t xml:space="preserve">Syntex : </w:t>
-      </w:r>
-      <w:r>
-        <w:rPr>
-          <w:rFonts w:ascii="Times New Roman" w:hAnsi="Times New Roman" w:cs="Times New Roman"/>
-          <w:sz w:val="28"/>
-          <w:szCs w:val="28"/>
-        </w:rPr>
-        <w:t>more file_name</w:t>
+        <w:t>Syntex : more file_name</w:t>
       </w:r>
     </w:p>
     <w:p>
@@ -4861,17 +4911,7 @@
           <w:sz w:val="28"/>
           <w:szCs w:val="28"/>
         </w:rPr>
-        <w:t>more</w:t>
-      </w:r>
-      <w:r>
-        <w:rPr>
-          <w:rFonts w:ascii="Times New Roman" w:hAnsi="Times New Roman" w:cs="Times New Roman"/>
-          <w:b/>
-          <w:bCs/>
-          <w:sz w:val="28"/>
-          <w:szCs w:val="28"/>
-        </w:rPr>
-        <w:t xml:space="preserve"> Text.txt</w:t>
+        <w:t>more Text.txt</w:t>
       </w:r>
     </w:p>
     <w:p>
@@ -5136,7 +5176,16 @@
                               </w:rPr>
                             </w:pPr>
                             <w:r>
-                              <w:t>Fig 4 : cat</w:t>
+                              <w:t xml:space="preserve">Fig </w:t>
+                            </w:r>
+                            <w:r>
+                              <w:t>6</w:t>
+                            </w:r>
+                            <w:r>
+                              <w:t xml:space="preserve"> : </w:t>
+                            </w:r>
+                            <w:r>
+                              <w:t>using more</w:t>
                             </w:r>
                           </w:p>
                         </w:txbxContent>
@@ -5170,7 +5219,16 @@
                         </w:rPr>
                       </w:pPr>
                       <w:r>
-                        <w:t>Fig 4 : cat</w:t>
+                        <w:t xml:space="preserve">Fig </w:t>
+                      </w:r>
+                      <w:r>
+                        <w:t>6</w:t>
+                      </w:r>
+                      <w:r>
+                        <w:t xml:space="preserve"> : </w:t>
+                      </w:r>
+                      <w:r>
+                        <w:t>using more</w:t>
                       </w:r>
                     </w:p>
                   </w:txbxContent>
@@ -5549,15 +5607,7 @@
           <w:sz w:val="28"/>
           <w:szCs w:val="28"/>
         </w:rPr>
-        <w:t xml:space="preserve">Syntex : </w:t>
-      </w:r>
-      <w:r>
-        <w:rPr>
-          <w:rFonts w:ascii="Times New Roman" w:hAnsi="Times New Roman" w:cs="Times New Roman"/>
-          <w:sz w:val="28"/>
-          <w:szCs w:val="28"/>
-        </w:rPr>
-        <w:t>ls</w:t>
+        <w:t>Syntex : ls</w:t>
       </w:r>
       <w:r>
         <w:rPr>
@@ -5888,7 +5938,16 @@
                               </w:rPr>
                             </w:pPr>
                             <w:r>
-                              <w:t>Fig 4 : cat</w:t>
+                              <w:t xml:space="preserve">Fig </w:t>
+                            </w:r>
+                            <w:r>
+                              <w:t>7</w:t>
+                            </w:r>
+                            <w:r>
+                              <w:t xml:space="preserve"> : </w:t>
+                            </w:r>
+                            <w:r>
+                              <w:t>list</w:t>
                             </w:r>
                           </w:p>
                         </w:txbxContent>
@@ -5922,7 +5981,16 @@
                         </w:rPr>
                       </w:pPr>
                       <w:r>
-                        <w:t>Fig 4 : cat</w:t>
+                        <w:t xml:space="preserve">Fig </w:t>
+                      </w:r>
+                      <w:r>
+                        <w:t>7</w:t>
+                      </w:r>
+                      <w:r>
+                        <w:t xml:space="preserve"> : </w:t>
+                      </w:r>
+                      <w:r>
+                        <w:t>list</w:t>
                       </w:r>
                     </w:p>
                   </w:txbxContent>
@@ -6221,7 +6289,7 @@
           <w:szCs w:val="28"/>
         </w:rPr>
         <w:lastRenderedPageBreak/>
-        <w:t xml:space="preserve">Print </w:t>
+        <w:t xml:space="preserve">Print Long </w:t>
       </w:r>
       <w:r>
         <w:rPr>
@@ -6231,7 +6299,7 @@
           <w:sz w:val="28"/>
           <w:szCs w:val="28"/>
         </w:rPr>
-        <w:t xml:space="preserve">Long </w:t>
+        <w:t xml:space="preserve">List </w:t>
       </w:r>
       <w:r>
         <w:rPr>
@@ -6241,7 +6309,7 @@
           <w:sz w:val="28"/>
           <w:szCs w:val="28"/>
         </w:rPr>
-        <w:t xml:space="preserve">List </w:t>
+        <w:t xml:space="preserve">of </w:t>
       </w:r>
       <w:r>
         <w:rPr>
@@ -6251,7 +6319,53 @@
           <w:sz w:val="28"/>
           <w:szCs w:val="28"/>
         </w:rPr>
-        <w:t xml:space="preserve">of </w:t>
+        <w:t>files in a directory.</w:t>
+      </w:r>
+    </w:p>
+    <w:p>
+      <w:pPr>
+        <w:pStyle w:val="ListParagraph"/>
+        <w:ind w:left="780"/>
+        <w:rPr>
+          <w:rFonts w:ascii="Times New Roman" w:hAnsi="Times New Roman" w:cs="Times New Roman"/>
+          <w:sz w:val="28"/>
+          <w:szCs w:val="28"/>
+        </w:rPr>
+      </w:pPr>
+      <w:r>
+        <w:rPr>
+          <w:rFonts w:ascii="Times New Roman" w:hAnsi="Times New Roman" w:cs="Times New Roman"/>
+          <w:sz w:val="28"/>
+          <w:szCs w:val="28"/>
+        </w:rPr>
+        <w:t>Syntex : ls -l</w:t>
+      </w:r>
+    </w:p>
+    <w:p>
+      <w:pPr>
+        <w:pStyle w:val="ListParagraph"/>
+        <w:ind w:left="780"/>
+        <w:rPr>
+          <w:rFonts w:ascii="Times New Roman" w:hAnsi="Times New Roman" w:cs="Times New Roman"/>
+          <w:sz w:val="28"/>
+          <w:szCs w:val="28"/>
+        </w:rPr>
+      </w:pPr>
+      <w:r>
+        <w:rPr>
+          <w:rFonts w:ascii="Times New Roman" w:hAnsi="Times New Roman" w:cs="Times New Roman"/>
+          <w:sz w:val="28"/>
+          <w:szCs w:val="28"/>
+        </w:rPr>
+        <w:t>Command</w:t>
+      </w:r>
+      <w:r>
+        <w:rPr>
+          <w:rFonts w:ascii="Times New Roman" w:hAnsi="Times New Roman" w:cs="Times New Roman"/>
+          <w:sz w:val="28"/>
+          <w:szCs w:val="28"/>
+        </w:rPr>
+        <w:t xml:space="preserve"> :  $ </w:t>
       </w:r>
       <w:r>
         <w:rPr>
@@ -6261,81 +6375,7 @@
           <w:sz w:val="28"/>
           <w:szCs w:val="28"/>
         </w:rPr>
-        <w:t>files in a directory.</w:t>
-      </w:r>
-    </w:p>
-    <w:p>
-      <w:pPr>
-        <w:pStyle w:val="ListParagraph"/>
-        <w:ind w:left="780"/>
-        <w:rPr>
-          <w:rFonts w:ascii="Times New Roman" w:hAnsi="Times New Roman" w:cs="Times New Roman"/>
-          <w:sz w:val="28"/>
-          <w:szCs w:val="28"/>
-        </w:rPr>
-      </w:pPr>
-      <w:r>
-        <w:rPr>
-          <w:rFonts w:ascii="Times New Roman" w:hAnsi="Times New Roman" w:cs="Times New Roman"/>
-          <w:sz w:val="28"/>
-          <w:szCs w:val="28"/>
-        </w:rPr>
-        <w:t>Syntex : ls</w:t>
-      </w:r>
-      <w:r>
-        <w:rPr>
-          <w:rFonts w:ascii="Times New Roman" w:hAnsi="Times New Roman" w:cs="Times New Roman"/>
-          <w:sz w:val="28"/>
-          <w:szCs w:val="28"/>
-        </w:rPr>
-        <w:t xml:space="preserve"> -l</w:t>
-      </w:r>
-    </w:p>
-    <w:p>
-      <w:pPr>
-        <w:pStyle w:val="ListParagraph"/>
-        <w:ind w:left="780"/>
-        <w:rPr>
-          <w:rFonts w:ascii="Times New Roman" w:hAnsi="Times New Roman" w:cs="Times New Roman"/>
-          <w:sz w:val="28"/>
-          <w:szCs w:val="28"/>
-        </w:rPr>
-      </w:pPr>
-      <w:r>
-        <w:rPr>
-          <w:rFonts w:ascii="Times New Roman" w:hAnsi="Times New Roman" w:cs="Times New Roman"/>
-          <w:sz w:val="28"/>
-          <w:szCs w:val="28"/>
-        </w:rPr>
-        <w:t>Command</w:t>
-      </w:r>
-      <w:r>
-        <w:rPr>
-          <w:rFonts w:ascii="Times New Roman" w:hAnsi="Times New Roman" w:cs="Times New Roman"/>
-          <w:sz w:val="28"/>
-          <w:szCs w:val="28"/>
-        </w:rPr>
-        <w:t xml:space="preserve"> :  $ </w:t>
-      </w:r>
-      <w:r>
-        <w:rPr>
-          <w:rFonts w:ascii="Times New Roman" w:hAnsi="Times New Roman" w:cs="Times New Roman"/>
-          <w:b/>
-          <w:bCs/>
-          <w:sz w:val="28"/>
-          <w:szCs w:val="28"/>
-        </w:rPr>
-        <w:t>ls</w:t>
-      </w:r>
-      <w:r>
-        <w:rPr>
-          <w:rFonts w:ascii="Times New Roman" w:hAnsi="Times New Roman" w:cs="Times New Roman"/>
-          <w:b/>
-          <w:bCs/>
-          <w:sz w:val="28"/>
-          <w:szCs w:val="28"/>
-        </w:rPr>
-        <w:t xml:space="preserve"> -l</w:t>
+        <w:t>ls -l</w:t>
       </w:r>
     </w:p>
     <w:p>
@@ -6611,7 +6651,16 @@
                               </w:rPr>
                             </w:pPr>
                             <w:r>
-                              <w:t>Fig 4 : cat</w:t>
+                              <w:t xml:space="preserve">Fig </w:t>
+                            </w:r>
+                            <w:r>
+                              <w:t>8</w:t>
+                            </w:r>
+                            <w:r>
+                              <w:t xml:space="preserve"> : </w:t>
+                            </w:r>
+                            <w:r>
+                              <w:t>list with permission</w:t>
                             </w:r>
                           </w:p>
                         </w:txbxContent>
@@ -6645,7 +6694,16 @@
                         </w:rPr>
                       </w:pPr>
                       <w:r>
-                        <w:t>Fig 4 : cat</w:t>
+                        <w:t xml:space="preserve">Fig </w:t>
+                      </w:r>
+                      <w:r>
+                        <w:t>8</w:t>
+                      </w:r>
+                      <w:r>
+                        <w:t xml:space="preserve"> : </w:t>
+                      </w:r>
+                      <w:r>
+                        <w:t>list with permission</w:t>
                       </w:r>
                     </w:p>
                   </w:txbxContent>
@@ -6964,7 +7022,7 @@
           <w:sz w:val="28"/>
           <w:szCs w:val="28"/>
         </w:rPr>
-        <w:t xml:space="preserve"> </w:t>
+        <w:t xml:space="preserve"> of </w:t>
       </w:r>
       <w:r>
         <w:rPr>
@@ -6974,7 +7032,53 @@
           <w:sz w:val="28"/>
           <w:szCs w:val="28"/>
         </w:rPr>
-        <w:t xml:space="preserve">of </w:t>
+        <w:t>a directory.</w:t>
+      </w:r>
+    </w:p>
+    <w:p>
+      <w:pPr>
+        <w:pStyle w:val="ListParagraph"/>
+        <w:ind w:left="780"/>
+        <w:rPr>
+          <w:rFonts w:ascii="Times New Roman" w:hAnsi="Times New Roman" w:cs="Times New Roman"/>
+          <w:sz w:val="28"/>
+          <w:szCs w:val="28"/>
+        </w:rPr>
+      </w:pPr>
+      <w:r>
+        <w:rPr>
+          <w:rFonts w:ascii="Times New Roman" w:hAnsi="Times New Roman" w:cs="Times New Roman"/>
+          <w:sz w:val="28"/>
+          <w:szCs w:val="28"/>
+        </w:rPr>
+        <w:t>Syntex : ls -l -h</w:t>
+      </w:r>
+    </w:p>
+    <w:p>
+      <w:pPr>
+        <w:pStyle w:val="ListParagraph"/>
+        <w:ind w:left="780"/>
+        <w:rPr>
+          <w:rFonts w:ascii="Times New Roman" w:hAnsi="Times New Roman" w:cs="Times New Roman"/>
+          <w:sz w:val="28"/>
+          <w:szCs w:val="28"/>
+        </w:rPr>
+      </w:pPr>
+      <w:r>
+        <w:rPr>
+          <w:rFonts w:ascii="Times New Roman" w:hAnsi="Times New Roman" w:cs="Times New Roman"/>
+          <w:sz w:val="28"/>
+          <w:szCs w:val="28"/>
+        </w:rPr>
+        <w:t>Command</w:t>
+      </w:r>
+      <w:r>
+        <w:rPr>
+          <w:rFonts w:ascii="Times New Roman" w:hAnsi="Times New Roman" w:cs="Times New Roman"/>
+          <w:sz w:val="28"/>
+          <w:szCs w:val="28"/>
+        </w:rPr>
+        <w:t xml:space="preserve"> :  $ </w:t>
       </w:r>
       <w:r>
         <w:rPr>
@@ -6984,81 +7088,7 @@
           <w:sz w:val="28"/>
           <w:szCs w:val="28"/>
         </w:rPr>
-        <w:t>a directory.</w:t>
-      </w:r>
-    </w:p>
-    <w:p>
-      <w:pPr>
-        <w:pStyle w:val="ListParagraph"/>
-        <w:ind w:left="780"/>
-        <w:rPr>
-          <w:rFonts w:ascii="Times New Roman" w:hAnsi="Times New Roman" w:cs="Times New Roman"/>
-          <w:sz w:val="28"/>
-          <w:szCs w:val="28"/>
-        </w:rPr>
-      </w:pPr>
-      <w:r>
-        <w:rPr>
-          <w:rFonts w:ascii="Times New Roman" w:hAnsi="Times New Roman" w:cs="Times New Roman"/>
-          <w:sz w:val="28"/>
-          <w:szCs w:val="28"/>
-        </w:rPr>
-        <w:t>Syntex : ls</w:t>
-      </w:r>
-      <w:r>
-        <w:rPr>
-          <w:rFonts w:ascii="Times New Roman" w:hAnsi="Times New Roman" w:cs="Times New Roman"/>
-          <w:sz w:val="28"/>
-          <w:szCs w:val="28"/>
-        </w:rPr>
-        <w:t xml:space="preserve"> -l -h</w:t>
-      </w:r>
-    </w:p>
-    <w:p>
-      <w:pPr>
-        <w:pStyle w:val="ListParagraph"/>
-        <w:ind w:left="780"/>
-        <w:rPr>
-          <w:rFonts w:ascii="Times New Roman" w:hAnsi="Times New Roman" w:cs="Times New Roman"/>
-          <w:sz w:val="28"/>
-          <w:szCs w:val="28"/>
-        </w:rPr>
-      </w:pPr>
-      <w:r>
-        <w:rPr>
-          <w:rFonts w:ascii="Times New Roman" w:hAnsi="Times New Roman" w:cs="Times New Roman"/>
-          <w:sz w:val="28"/>
-          <w:szCs w:val="28"/>
-        </w:rPr>
-        <w:t>Command</w:t>
-      </w:r>
-      <w:r>
-        <w:rPr>
-          <w:rFonts w:ascii="Times New Roman" w:hAnsi="Times New Roman" w:cs="Times New Roman"/>
-          <w:sz w:val="28"/>
-          <w:szCs w:val="28"/>
-        </w:rPr>
-        <w:t xml:space="preserve"> :  $ </w:t>
-      </w:r>
-      <w:r>
-        <w:rPr>
-          <w:rFonts w:ascii="Times New Roman" w:hAnsi="Times New Roman" w:cs="Times New Roman"/>
-          <w:b/>
-          <w:bCs/>
-          <w:sz w:val="28"/>
-          <w:szCs w:val="28"/>
-        </w:rPr>
-        <w:t>ls</w:t>
-      </w:r>
-      <w:r>
-        <w:rPr>
-          <w:rFonts w:ascii="Times New Roman" w:hAnsi="Times New Roman" w:cs="Times New Roman"/>
-          <w:b/>
-          <w:bCs/>
-          <w:sz w:val="28"/>
-          <w:szCs w:val="28"/>
-        </w:rPr>
-        <w:t xml:space="preserve"> -l -h</w:t>
+        <w:t>ls -l -h</w:t>
       </w:r>
     </w:p>
     <w:p>
@@ -7334,7 +7364,16 @@
                               </w:rPr>
                             </w:pPr>
                             <w:r>
-                              <w:t>Fig 4 : cat</w:t>
+                              <w:t xml:space="preserve">Fig </w:t>
+                            </w:r>
+                            <w:r>
+                              <w:t>9</w:t>
+                            </w:r>
+                            <w:r>
+                              <w:t xml:space="preserve"> : </w:t>
+                            </w:r>
+                            <w:r>
+                              <w:t>list with size</w:t>
                             </w:r>
                           </w:p>
                         </w:txbxContent>
@@ -7368,7 +7407,16 @@
                         </w:rPr>
                       </w:pPr>
                       <w:r>
-                        <w:t>Fig 4 : cat</w:t>
+                        <w:t xml:space="preserve">Fig </w:t>
+                      </w:r>
+                      <w:r>
+                        <w:t>9</w:t>
+                      </w:r>
+                      <w:r>
+                        <w:t xml:space="preserve"> : </w:t>
+                      </w:r>
+                      <w:r>
+                        <w:t>list with size</w:t>
                       </w:r>
                     </w:p>
                   </w:txbxContent>
@@ -8068,7 +8116,16 @@
                               </w:rPr>
                             </w:pPr>
                             <w:r>
-                              <w:t>Fig 4 : cat</w:t>
+                              <w:t xml:space="preserve">Fig </w:t>
+                            </w:r>
+                            <w:r>
+                              <w:t>10</w:t>
+                            </w:r>
+                            <w:r>
+                              <w:t xml:space="preserve"> : </w:t>
+                            </w:r>
+                            <w:r>
+                              <w:t>list all files</w:t>
                             </w:r>
                           </w:p>
                         </w:txbxContent>
@@ -8102,7 +8159,16 @@
                         </w:rPr>
                       </w:pPr>
                       <w:r>
-                        <w:t>Fig 4 : cat</w:t>
+                        <w:t xml:space="preserve">Fig </w:t>
+                      </w:r>
+                      <w:r>
+                        <w:t>10</w:t>
+                      </w:r>
+                      <w:r>
+                        <w:t xml:space="preserve"> : </w:t>
+                      </w:r>
+                      <w:r>
+                        <w:t>list all files</w:t>
                       </w:r>
                     </w:p>
                   </w:txbxContent>
@@ -8751,7 +8817,16 @@
                               </w:rPr>
                             </w:pPr>
                             <w:r>
-                              <w:t>Fig 4 : cat</w:t>
+                              <w:t xml:space="preserve">Fig </w:t>
+                            </w:r>
+                            <w:r>
+                              <w:t>11.1</w:t>
+                            </w:r>
+                            <w:r>
+                              <w:t xml:space="preserve"> : </w:t>
+                            </w:r>
+                            <w:r>
+                              <w:t>Copy file</w:t>
                             </w:r>
                           </w:p>
                         </w:txbxContent>
@@ -8785,7 +8860,16 @@
                         </w:rPr>
                       </w:pPr>
                       <w:r>
-                        <w:t>Fig 4 : cat</w:t>
+                        <w:t xml:space="preserve">Fig </w:t>
+                      </w:r>
+                      <w:r>
+                        <w:t>11.1</w:t>
+                      </w:r>
+                      <w:r>
+                        <w:t xml:space="preserve"> : </w:t>
+                      </w:r>
+                      <w:r>
+                        <w:t>Copy file</w:t>
                       </w:r>
                     </w:p>
                   </w:txbxContent>
@@ -8859,7 +8943,16 @@
                               </w:rPr>
                             </w:pPr>
                             <w:r>
-                              <w:t>Figure 5 Copy</w:t>
+                              <w:t xml:space="preserve">Figure </w:t>
+                            </w:r>
+                            <w:r>
+                              <w:t>11.2 :</w:t>
+                            </w:r>
+                            <w:r>
+                              <w:t xml:space="preserve"> Copy</w:t>
+                            </w:r>
+                            <w:r>
+                              <w:t xml:space="preserve"> folder</w:t>
                             </w:r>
                           </w:p>
                         </w:txbxContent>
@@ -8893,7 +8986,16 @@
                         </w:rPr>
                       </w:pPr>
                       <w:r>
-                        <w:t>Figure 5 Copy</w:t>
+                        <w:t xml:space="preserve">Figure </w:t>
+                      </w:r>
+                      <w:r>
+                        <w:t>11.2 :</w:t>
+                      </w:r>
+                      <w:r>
+                        <w:t xml:space="preserve"> Copy</w:t>
+                      </w:r>
+                      <w:r>
+                        <w:t xml:space="preserve"> folder</w:t>
                       </w:r>
                     </w:p>
                   </w:txbxContent>
@@ -9272,7 +9374,7 @@
           <w:sz w:val="28"/>
           <w:szCs w:val="28"/>
         </w:rPr>
-        <w:t xml:space="preserve">&amp; Folder </w:t>
+        <w:t>&amp; Folder Using terminal</w:t>
       </w:r>
       <w:r>
         <w:rPr>
@@ -9282,9 +9384,69 @@
           <w:sz w:val="28"/>
           <w:szCs w:val="28"/>
         </w:rPr>
-        <w:t>Using terminal</w:t>
-      </w:r>
-      <w:r>
+        <w:t>.</w:t>
+      </w:r>
+    </w:p>
+    <w:p>
+      <w:pPr>
+        <w:pStyle w:val="ListParagraph"/>
+        <w:ind w:left="780"/>
+        <w:rPr>
+          <w:rFonts w:ascii="Times New Roman" w:hAnsi="Times New Roman" w:cs="Times New Roman"/>
+          <w:sz w:val="28"/>
+          <w:szCs w:val="28"/>
+        </w:rPr>
+      </w:pPr>
+      <w:r>
+        <w:rPr>
+          <w:rFonts w:ascii="Times New Roman" w:hAnsi="Times New Roman" w:cs="Times New Roman"/>
+          <w:sz w:val="28"/>
+          <w:szCs w:val="28"/>
+        </w:rPr>
+        <w:t>Syntex : rm file_name                       //removing a file</w:t>
+      </w:r>
+    </w:p>
+    <w:p>
+      <w:pPr>
+        <w:pStyle w:val="ListParagraph"/>
+        <w:ind w:left="780"/>
+        <w:rPr>
+          <w:rFonts w:ascii="Times New Roman" w:hAnsi="Times New Roman" w:cs="Times New Roman"/>
+          <w:sz w:val="28"/>
+          <w:szCs w:val="28"/>
+        </w:rPr>
+      </w:pPr>
+      <w:r>
+        <w:rPr>
+          <w:rFonts w:ascii="Times New Roman" w:hAnsi="Times New Roman" w:cs="Times New Roman"/>
+          <w:sz w:val="28"/>
+          <w:szCs w:val="28"/>
+        </w:rPr>
+        <w:t xml:space="preserve">Syntex : </w:t>
+      </w:r>
+      <w:proofErr w:type="spellStart"/>
+      <w:r>
+        <w:rPr>
+          <w:rFonts w:ascii="Times New Roman" w:hAnsi="Times New Roman" w:cs="Times New Roman"/>
+          <w:sz w:val="28"/>
+          <w:szCs w:val="28"/>
+        </w:rPr>
+        <w:t>rmdir</w:t>
+      </w:r>
+      <w:proofErr w:type="spellEnd"/>
+      <w:r>
+        <w:rPr>
+          <w:rFonts w:ascii="Times New Roman" w:hAnsi="Times New Roman" w:cs="Times New Roman"/>
+          <w:sz w:val="28"/>
+          <w:szCs w:val="28"/>
+        </w:rPr>
+        <w:t xml:space="preserve"> directory_name         //removing a folder</w:t>
+      </w:r>
+    </w:p>
+    <w:p>
+      <w:pPr>
+        <w:pStyle w:val="ListParagraph"/>
+        <w:ind w:left="780"/>
         <w:rPr>
           <w:rFonts w:ascii="Times New Roman" w:hAnsi="Times New Roman" w:cs="Times New Roman"/>
           <w:b/>
@@ -9292,59 +9454,24 @@
           <w:sz w:val="28"/>
           <w:szCs w:val="28"/>
         </w:rPr>
-        <w:t>.</w:t>
-      </w:r>
-    </w:p>
-    <w:p>
-      <w:pPr>
-        <w:pStyle w:val="ListParagraph"/>
-        <w:ind w:left="780"/>
-        <w:rPr>
-          <w:rFonts w:ascii="Times New Roman" w:hAnsi="Times New Roman" w:cs="Times New Roman"/>
-          <w:sz w:val="28"/>
-          <w:szCs w:val="28"/>
-        </w:rPr>
-      </w:pPr>
-      <w:r>
-        <w:rPr>
-          <w:rFonts w:ascii="Times New Roman" w:hAnsi="Times New Roman" w:cs="Times New Roman"/>
-          <w:sz w:val="28"/>
-          <w:szCs w:val="28"/>
-        </w:rPr>
-        <w:t xml:space="preserve">Syntex : </w:t>
-      </w:r>
-      <w:r>
-        <w:rPr>
-          <w:rFonts w:ascii="Times New Roman" w:hAnsi="Times New Roman" w:cs="Times New Roman"/>
-          <w:sz w:val="28"/>
-          <w:szCs w:val="28"/>
-        </w:rPr>
-        <w:t>rm file_name                       //removing a file</w:t>
-      </w:r>
-    </w:p>
-    <w:p>
-      <w:pPr>
-        <w:pStyle w:val="ListParagraph"/>
-        <w:ind w:left="780"/>
-        <w:rPr>
-          <w:rFonts w:ascii="Times New Roman" w:hAnsi="Times New Roman" w:cs="Times New Roman"/>
-          <w:sz w:val="28"/>
-          <w:szCs w:val="28"/>
-        </w:rPr>
-      </w:pPr>
-      <w:r>
-        <w:rPr>
-          <w:rFonts w:ascii="Times New Roman" w:hAnsi="Times New Roman" w:cs="Times New Roman"/>
-          <w:sz w:val="28"/>
-          <w:szCs w:val="28"/>
-        </w:rPr>
-        <w:t>Syntex : rmdir directory_name         //removing a folder</w:t>
-      </w:r>
-    </w:p>
-    <w:p>
-      <w:pPr>
-        <w:pStyle w:val="ListParagraph"/>
-        <w:ind w:left="780"/>
+      </w:pPr>
+      <w:r>
+        <w:rPr>
+          <w:rFonts w:ascii="Times New Roman" w:hAnsi="Times New Roman" w:cs="Times New Roman"/>
+          <w:sz w:val="28"/>
+          <w:szCs w:val="28"/>
+        </w:rPr>
+        <w:t>Command</w:t>
+      </w:r>
+      <w:r>
+        <w:rPr>
+          <w:rFonts w:ascii="Times New Roman" w:hAnsi="Times New Roman" w:cs="Times New Roman"/>
+          <w:sz w:val="28"/>
+          <w:szCs w:val="28"/>
+        </w:rPr>
+        <w:t xml:space="preserve"> :  $ </w:t>
+      </w:r>
+      <w:r>
         <w:rPr>
           <w:rFonts w:ascii="Times New Roman" w:hAnsi="Times New Roman" w:cs="Times New Roman"/>
           <w:b/>
@@ -9352,23 +9479,36 @@
           <w:sz w:val="28"/>
           <w:szCs w:val="28"/>
         </w:rPr>
-      </w:pPr>
-      <w:r>
-        <w:rPr>
-          <w:rFonts w:ascii="Times New Roman" w:hAnsi="Times New Roman" w:cs="Times New Roman"/>
-          <w:sz w:val="28"/>
-          <w:szCs w:val="28"/>
-        </w:rPr>
-        <w:t>Command</w:t>
-      </w:r>
-      <w:r>
-        <w:rPr>
-          <w:rFonts w:ascii="Times New Roman" w:hAnsi="Times New Roman" w:cs="Times New Roman"/>
-          <w:sz w:val="28"/>
-          <w:szCs w:val="28"/>
-        </w:rPr>
-        <w:t xml:space="preserve"> :  $ </w:t>
-      </w:r>
+        <w:t>rm  Text2.txt</w:t>
+      </w:r>
+    </w:p>
+    <w:p>
+      <w:pPr>
+        <w:pStyle w:val="ListParagraph"/>
+        <w:ind w:left="780"/>
+        <w:rPr>
+          <w:rFonts w:ascii="Times New Roman" w:hAnsi="Times New Roman" w:cs="Times New Roman"/>
+          <w:sz w:val="28"/>
+          <w:szCs w:val="28"/>
+        </w:rPr>
+      </w:pPr>
+      <w:r>
+        <w:rPr>
+          <w:rFonts w:ascii="Times New Roman" w:hAnsi="Times New Roman" w:cs="Times New Roman"/>
+          <w:sz w:val="28"/>
+          <w:szCs w:val="28"/>
+        </w:rPr>
+        <w:t>Command :</w:t>
+      </w:r>
+      <w:r>
+        <w:rPr>
+          <w:rFonts w:ascii="Times New Roman" w:hAnsi="Times New Roman" w:cs="Times New Roman"/>
+          <w:sz w:val="28"/>
+          <w:szCs w:val="28"/>
+        </w:rPr>
+        <w:t xml:space="preserve">  $ </w:t>
+      </w:r>
+      <w:proofErr w:type="spellStart"/>
       <w:r>
         <w:rPr>
           <w:rFonts w:ascii="Times New Roman" w:hAnsi="Times New Roman" w:cs="Times New Roman"/>
@@ -9377,63 +9517,9 @@
           <w:sz w:val="28"/>
           <w:szCs w:val="28"/>
         </w:rPr>
-        <w:t>rm  Text2.txt</w:t>
-      </w:r>
-    </w:p>
-    <w:p>
-      <w:pPr>
-        <w:pStyle w:val="ListParagraph"/>
-        <w:ind w:left="780"/>
-        <w:rPr>
-          <w:rFonts w:ascii="Times New Roman" w:hAnsi="Times New Roman" w:cs="Times New Roman"/>
-          <w:sz w:val="28"/>
-          <w:szCs w:val="28"/>
-        </w:rPr>
-      </w:pPr>
-      <w:r>
-        <w:rPr>
-          <w:rFonts w:ascii="Times New Roman" w:hAnsi="Times New Roman" w:cs="Times New Roman"/>
-          <w:sz w:val="28"/>
-          <w:szCs w:val="28"/>
-        </w:rPr>
-        <w:t>Command :</w:t>
-      </w:r>
-      <w:r>
-        <w:rPr>
-          <w:rFonts w:ascii="Times New Roman" w:hAnsi="Times New Roman" w:cs="Times New Roman"/>
-          <w:sz w:val="28"/>
-          <w:szCs w:val="28"/>
-        </w:rPr>
-        <w:t xml:space="preserve">  </w:t>
-      </w:r>
-      <w:r>
-        <w:rPr>
-          <w:rFonts w:ascii="Times New Roman" w:hAnsi="Times New Roman" w:cs="Times New Roman"/>
-          <w:sz w:val="28"/>
-          <w:szCs w:val="28"/>
-        </w:rPr>
-        <w:t xml:space="preserve">$ </w:t>
-      </w:r>
-      <w:r>
-        <w:rPr>
-          <w:rFonts w:ascii="Times New Roman" w:hAnsi="Times New Roman" w:cs="Times New Roman"/>
-          <w:b/>
-          <w:bCs/>
-          <w:sz w:val="28"/>
-          <w:szCs w:val="28"/>
-        </w:rPr>
-        <w:t>rm</w:t>
-      </w:r>
-      <w:r>
-        <w:rPr>
-          <w:rFonts w:ascii="Times New Roman" w:hAnsi="Times New Roman" w:cs="Times New Roman"/>
-          <w:b/>
-          <w:bCs/>
-          <w:sz w:val="28"/>
-          <w:szCs w:val="28"/>
-        </w:rPr>
-        <w:t>dir</w:t>
-      </w:r>
+        <w:t>rmdir</w:t>
+      </w:r>
+      <w:proofErr w:type="spellEnd"/>
       <w:r>
         <w:rPr>
           <w:rFonts w:ascii="Times New Roman" w:hAnsi="Times New Roman" w:cs="Times New Roman"/>
@@ -9718,7 +9804,22 @@
                               </w:rPr>
                             </w:pPr>
                             <w:r>
-                              <w:t>Fig 4 : cat</w:t>
+                              <w:t xml:space="preserve">Fig </w:t>
+                            </w:r>
+                            <w:r>
+                              <w:t>1</w:t>
+                            </w:r>
+                            <w:r>
+                              <w:t>2</w:t>
+                            </w:r>
+                            <w:r>
+                              <w:t xml:space="preserve"> : </w:t>
+                            </w:r>
+                            <w:r>
+                              <w:t>remove</w:t>
+                            </w:r>
+                            <w:r>
+                              <w:t xml:space="preserve"> files &amp; folder</w:t>
                             </w:r>
                           </w:p>
                         </w:txbxContent>
@@ -9752,7 +9853,22 @@
                         </w:rPr>
                       </w:pPr>
                       <w:r>
-                        <w:t>Fig 4 : cat</w:t>
+                        <w:t xml:space="preserve">Fig </w:t>
+                      </w:r>
+                      <w:r>
+                        <w:t>1</w:t>
+                      </w:r>
+                      <w:r>
+                        <w:t>2</w:t>
+                      </w:r>
+                      <w:r>
+                        <w:t xml:space="preserve"> : </w:t>
+                      </w:r>
+                      <w:r>
+                        <w:t>remove</w:t>
+                      </w:r>
+                      <w:r>
+                        <w:t xml:space="preserve"> files &amp; folder</w:t>
                       </w:r>
                     </w:p>
                   </w:txbxContent>
@@ -10380,7 +10496,16 @@
                               </w:rPr>
                             </w:pPr>
                             <w:r>
-                              <w:t>Fig 4 : cat</w:t>
+                              <w:t xml:space="preserve">Fig </w:t>
+                            </w:r>
+                            <w:r>
+                              <w:t>13.1</w:t>
+                            </w:r>
+                            <w:r>
+                              <w:t xml:space="preserve"> : </w:t>
+                            </w:r>
+                            <w:r>
+                              <w:t>clear terminal</w:t>
                             </w:r>
                           </w:p>
                         </w:txbxContent>
@@ -10414,7 +10539,16 @@
                         </w:rPr>
                       </w:pPr>
                       <w:r>
-                        <w:t>Fig 4 : cat</w:t>
+                        <w:t xml:space="preserve">Fig </w:t>
+                      </w:r>
+                      <w:r>
+                        <w:t>13.1</w:t>
+                      </w:r>
+                      <w:r>
+                        <w:t xml:space="preserve"> : </w:t>
+                      </w:r>
+                      <w:r>
+                        <w:t>clear terminal</w:t>
                       </w:r>
                     </w:p>
                   </w:txbxContent>
@@ -10660,7 +10794,16 @@
                               </w:rPr>
                             </w:pPr>
                             <w:r>
-                              <w:t>Fig 4 : cat</w:t>
+                              <w:t xml:space="preserve">Fig </w:t>
+                            </w:r>
+                            <w:r>
+                              <w:t>13.2</w:t>
+                            </w:r>
+                            <w:r>
+                              <w:t xml:space="preserve"> : </w:t>
+                            </w:r>
+                            <w:r>
+                              <w:t>cleared terminal</w:t>
                             </w:r>
                           </w:p>
                         </w:txbxContent>
@@ -10694,7 +10837,16 @@
                         </w:rPr>
                       </w:pPr>
                       <w:r>
-                        <w:t>Fig 4 : cat</w:t>
+                        <w:t xml:space="preserve">Fig </w:t>
+                      </w:r>
+                      <w:r>
+                        <w:t>13.2</w:t>
+                      </w:r>
+                      <w:r>
+                        <w:t xml:space="preserve"> : </w:t>
+                      </w:r>
+                      <w:r>
+                        <w:t>cleared terminal</w:t>
                       </w:r>
                     </w:p>
                   </w:txbxContent>
@@ -10914,15 +11066,7 @@
           <w:sz w:val="28"/>
           <w:szCs w:val="28"/>
         </w:rPr>
-        <w:t xml:space="preserve">Syntex : </w:t>
-      </w:r>
-      <w:r>
-        <w:rPr>
-          <w:rFonts w:ascii="Times New Roman" w:hAnsi="Times New Roman" w:cs="Times New Roman"/>
-          <w:sz w:val="28"/>
-          <w:szCs w:val="28"/>
-        </w:rPr>
-        <w:t>man Command_name</w:t>
+        <w:t>Syntex : man Command_name</w:t>
       </w:r>
     </w:p>
     <w:p>
@@ -11155,6 +11299,7 @@
       <w:r>
         <w:rPr>
           <w:rFonts w:ascii="Times New Roman" w:hAnsi="Times New Roman" w:cs="Times New Roman"/>
+          <w:noProof/>
           <w:sz w:val="28"/>
           <w:szCs w:val="28"/>
         </w:rPr>
@@ -11341,7 +11486,16 @@
                               </w:rPr>
                             </w:pPr>
                             <w:r>
-                              <w:t>Fig 4 : cat</w:t>
+                              <w:t xml:space="preserve">Fig </w:t>
+                            </w:r>
+                            <w:r>
+                              <w:t>1</w:t>
+                            </w:r>
+                            <w:r>
+                              <w:t xml:space="preserve">4 : </w:t>
+                            </w:r>
+                            <w:r>
+                              <w:t>manual</w:t>
                             </w:r>
                           </w:p>
                         </w:txbxContent>
@@ -11375,7 +11529,16 @@
                         </w:rPr>
                       </w:pPr>
                       <w:r>
-                        <w:t>Fig 4 : cat</w:t>
+                        <w:t xml:space="preserve">Fig </w:t>
+                      </w:r>
+                      <w:r>
+                        <w:t>1</w:t>
+                      </w:r>
+                      <w:r>
+                        <w:t xml:space="preserve">4 : </w:t>
+                      </w:r>
+                      <w:r>
+                        <w:t>manual</w:t>
                       </w:r>
                     </w:p>
                   </w:txbxContent>
@@ -11727,15 +11890,7 @@
           <w:sz w:val="28"/>
           <w:szCs w:val="28"/>
         </w:rPr>
-        <w:t xml:space="preserve">Syntex : </w:t>
-      </w:r>
-      <w:r>
-        <w:rPr>
-          <w:rFonts w:ascii="Times New Roman" w:hAnsi="Times New Roman" w:cs="Times New Roman"/>
-          <w:sz w:val="28"/>
-          <w:szCs w:val="28"/>
-        </w:rPr>
-        <w:t>tree directory_name</w:t>
+        <w:t>Syntex : tree directory_name</w:t>
       </w:r>
     </w:p>
     <w:p>
@@ -12156,7 +12311,16 @@
                               </w:rPr>
                             </w:pPr>
                             <w:r>
-                              <w:t>Fig 4 : cat</w:t>
+                              <w:t xml:space="preserve">Fig </w:t>
+                            </w:r>
+                            <w:r>
+                              <w:t>15</w:t>
+                            </w:r>
+                            <w:r>
+                              <w:t xml:space="preserve"> : </w:t>
+                            </w:r>
+                            <w:r>
+                              <w:t>tree</w:t>
                             </w:r>
                           </w:p>
                         </w:txbxContent>
@@ -12190,7 +12354,16 @@
                         </w:rPr>
                       </w:pPr>
                       <w:r>
-                        <w:t>Fig 4 : cat</w:t>
+                        <w:t xml:space="preserve">Fig </w:t>
+                      </w:r>
+                      <w:r>
+                        <w:t>15</w:t>
+                      </w:r>
+                      <w:r>
+                        <w:t xml:space="preserve"> : </w:t>
+                      </w:r>
+                      <w:r>
+                        <w:t>tree</w:t>
                       </w:r>
                     </w:p>
                   </w:txbxContent>
@@ -12420,15 +12593,7 @@
           <w:sz w:val="28"/>
           <w:szCs w:val="28"/>
         </w:rPr>
-        <w:t xml:space="preserve">Syntex : </w:t>
-      </w:r>
-      <w:r>
-        <w:rPr>
-          <w:rFonts w:ascii="Times New Roman" w:hAnsi="Times New Roman" w:cs="Times New Roman"/>
-          <w:sz w:val="28"/>
-          <w:szCs w:val="28"/>
-        </w:rPr>
-        <w:t>locate [options] file_name</w:t>
+        <w:t>Syntex : locate [options] file_name</w:t>
       </w:r>
     </w:p>
     <w:p>
@@ -12739,7 +12904,16 @@
                               </w:rPr>
                             </w:pPr>
                             <w:r>
-                              <w:t>Fig 4 : cat</w:t>
+                              <w:t xml:space="preserve">Fig </w:t>
+                            </w:r>
+                            <w:r>
+                              <w:t>16</w:t>
+                            </w:r>
+                            <w:r>
+                              <w:t xml:space="preserve"> : </w:t>
+                            </w:r>
+                            <w:r>
+                              <w:t>locate</w:t>
                             </w:r>
                           </w:p>
                         </w:txbxContent>
@@ -12773,7 +12947,16 @@
                         </w:rPr>
                       </w:pPr>
                       <w:r>
-                        <w:t>Fig 4 : cat</w:t>
+                        <w:t xml:space="preserve">Fig </w:t>
+                      </w:r>
+                      <w:r>
+                        <w:t>16</w:t>
+                      </w:r>
+                      <w:r>
+                        <w:t xml:space="preserve"> : </w:t>
+                      </w:r>
+                      <w:r>
+                        <w:t>locate</w:t>
                       </w:r>
                     </w:p>
                   </w:txbxContent>
@@ -13132,8 +13315,18 @@
           <w:sz w:val="28"/>
           <w:szCs w:val="28"/>
         </w:rPr>
-        <w:t>kill [option] pid</w:t>
-      </w:r>
+        <w:t xml:space="preserve">kill [option] </w:t>
+      </w:r>
+      <w:proofErr w:type="spellStart"/>
+      <w:r>
+        <w:rPr>
+          <w:rFonts w:ascii="Times New Roman" w:hAnsi="Times New Roman" w:cs="Times New Roman"/>
+          <w:sz w:val="28"/>
+          <w:szCs w:val="28"/>
+        </w:rPr>
+        <w:t>pid</w:t>
+      </w:r>
+      <w:proofErr w:type="spellEnd"/>
     </w:p>
     <w:p>
       <w:pPr>
@@ -13487,7 +13680,16 @@
                               </w:rPr>
                             </w:pPr>
                             <w:r>
-                              <w:t>Fig 4 : cat</w:t>
+                              <w:t xml:space="preserve">Fig </w:t>
+                            </w:r>
+                            <w:r>
+                              <w:t>17</w:t>
+                            </w:r>
+                            <w:r>
+                              <w:t xml:space="preserve"> : </w:t>
+                            </w:r>
+                            <w:r>
+                              <w:t>killing process</w:t>
                             </w:r>
                           </w:p>
                         </w:txbxContent>
@@ -13521,7 +13723,16 @@
                         </w:rPr>
                       </w:pPr>
                       <w:r>
-                        <w:t>Fig 4 : cat</w:t>
+                        <w:t xml:space="preserve">Fig </w:t>
+                      </w:r>
+                      <w:r>
+                        <w:t>17</w:t>
+                      </w:r>
+                      <w:r>
+                        <w:t xml:space="preserve"> : </w:t>
+                      </w:r>
+                      <w:r>
+                        <w:t>killing process</w:t>
                       </w:r>
                     </w:p>
                   </w:txbxContent>
@@ -13788,7 +13999,7 @@
           <w:szCs w:val="28"/>
         </w:rPr>
         <w:lastRenderedPageBreak/>
-        <w:t>Print Content</w:t>
+        <w:t xml:space="preserve">Print Content </w:t>
       </w:r>
       <w:r>
         <w:rPr>
@@ -13798,7 +14009,7 @@
           <w:sz w:val="28"/>
           <w:szCs w:val="28"/>
         </w:rPr>
-        <w:t xml:space="preserve"> </w:t>
+        <w:t>of a file one scornful at a time</w:t>
       </w:r>
       <w:r>
         <w:rPr>
@@ -13808,9 +14019,13 @@
           <w:sz w:val="28"/>
           <w:szCs w:val="28"/>
         </w:rPr>
-        <w:t>of a file one scornful at a time</w:t>
-      </w:r>
-      <w:r>
+        <w:t xml:space="preserve"> using terminal </w:t>
+      </w:r>
+    </w:p>
+    <w:p>
+      <w:pPr>
+        <w:pStyle w:val="ListParagraph"/>
+        <w:ind w:left="780"/>
         <w:rPr>
           <w:rFonts w:ascii="Times New Roman" w:hAnsi="Times New Roman" w:cs="Times New Roman"/>
           <w:b/>
@@ -13818,13 +14033,43 @@
           <w:sz w:val="28"/>
           <w:szCs w:val="28"/>
         </w:rPr>
-        <w:t xml:space="preserve"> using terminal </w:t>
-      </w:r>
-    </w:p>
-    <w:p>
-      <w:pPr>
-        <w:pStyle w:val="ListParagraph"/>
-        <w:ind w:left="780"/>
+      </w:pPr>
+      <w:r>
+        <w:rPr>
+          <w:rFonts w:ascii="Times New Roman" w:hAnsi="Times New Roman" w:cs="Times New Roman"/>
+          <w:sz w:val="28"/>
+          <w:szCs w:val="28"/>
+        </w:rPr>
+        <w:t>Syntex : less file_name</w:t>
+      </w:r>
+    </w:p>
+    <w:p>
+      <w:pPr>
+        <w:pStyle w:val="ListParagraph"/>
+        <w:ind w:left="780"/>
+        <w:rPr>
+          <w:rFonts w:ascii="Times New Roman" w:hAnsi="Times New Roman" w:cs="Times New Roman"/>
+          <w:sz w:val="28"/>
+          <w:szCs w:val="28"/>
+        </w:rPr>
+      </w:pPr>
+      <w:r>
+        <w:rPr>
+          <w:rFonts w:ascii="Times New Roman" w:hAnsi="Times New Roman" w:cs="Times New Roman"/>
+          <w:sz w:val="28"/>
+          <w:szCs w:val="28"/>
+        </w:rPr>
+        <w:t>Command</w:t>
+      </w:r>
+      <w:r>
+        <w:rPr>
+          <w:rFonts w:ascii="Times New Roman" w:hAnsi="Times New Roman" w:cs="Times New Roman"/>
+          <w:sz w:val="28"/>
+          <w:szCs w:val="28"/>
+        </w:rPr>
+        <w:t xml:space="preserve"> :  $ </w:t>
+      </w:r>
+      <w:r>
         <w:rPr>
           <w:rFonts w:ascii="Times New Roman" w:hAnsi="Times New Roman" w:cs="Times New Roman"/>
           <w:b/>
@@ -13832,77 +14077,7 @@
           <w:sz w:val="28"/>
           <w:szCs w:val="28"/>
         </w:rPr>
-      </w:pPr>
-      <w:r>
-        <w:rPr>
-          <w:rFonts w:ascii="Times New Roman" w:hAnsi="Times New Roman" w:cs="Times New Roman"/>
-          <w:sz w:val="28"/>
-          <w:szCs w:val="28"/>
-        </w:rPr>
-        <w:t xml:space="preserve">Syntex : </w:t>
-      </w:r>
-      <w:r>
-        <w:rPr>
-          <w:rFonts w:ascii="Times New Roman" w:hAnsi="Times New Roman" w:cs="Times New Roman"/>
-          <w:sz w:val="28"/>
-          <w:szCs w:val="28"/>
-        </w:rPr>
-        <w:t>less</w:t>
-      </w:r>
-      <w:r>
-        <w:rPr>
-          <w:rFonts w:ascii="Times New Roman" w:hAnsi="Times New Roman" w:cs="Times New Roman"/>
-          <w:sz w:val="28"/>
-          <w:szCs w:val="28"/>
-        </w:rPr>
-        <w:t xml:space="preserve"> file_name</w:t>
-      </w:r>
-    </w:p>
-    <w:p>
-      <w:pPr>
-        <w:pStyle w:val="ListParagraph"/>
-        <w:ind w:left="780"/>
-        <w:rPr>
-          <w:rFonts w:ascii="Times New Roman" w:hAnsi="Times New Roman" w:cs="Times New Roman"/>
-          <w:sz w:val="28"/>
-          <w:szCs w:val="28"/>
-        </w:rPr>
-      </w:pPr>
-      <w:r>
-        <w:rPr>
-          <w:rFonts w:ascii="Times New Roman" w:hAnsi="Times New Roman" w:cs="Times New Roman"/>
-          <w:sz w:val="28"/>
-          <w:szCs w:val="28"/>
-        </w:rPr>
-        <w:t>Command</w:t>
-      </w:r>
-      <w:r>
-        <w:rPr>
-          <w:rFonts w:ascii="Times New Roman" w:hAnsi="Times New Roman" w:cs="Times New Roman"/>
-          <w:sz w:val="28"/>
-          <w:szCs w:val="28"/>
-        </w:rPr>
-        <w:t xml:space="preserve"> :  $ </w:t>
-      </w:r>
-      <w:r>
-        <w:rPr>
-          <w:rFonts w:ascii="Times New Roman" w:hAnsi="Times New Roman" w:cs="Times New Roman"/>
-          <w:b/>
-          <w:bCs/>
-          <w:sz w:val="28"/>
-          <w:szCs w:val="28"/>
-        </w:rPr>
-        <w:t xml:space="preserve">less </w:t>
-      </w:r>
-      <w:r>
-        <w:rPr>
-          <w:rFonts w:ascii="Times New Roman" w:hAnsi="Times New Roman" w:cs="Times New Roman"/>
-          <w:b/>
-          <w:bCs/>
-          <w:sz w:val="28"/>
-          <w:szCs w:val="28"/>
-        </w:rPr>
-        <w:t>Text.txt</w:t>
+        <w:t>less Text.txt</w:t>
       </w:r>
     </w:p>
     <w:p>
@@ -14094,6 +14269,101 @@
         <w:rPr>
           <w:noProof/>
         </w:rPr>
+        <mc:AlternateContent>
+          <mc:Choice Requires="wps">
+            <w:drawing>
+              <wp:anchor distT="0" distB="0" distL="114300" distR="114300" simplePos="0" relativeHeight="251744256" behindDoc="0" locked="0" layoutInCell="1" allowOverlap="1" wp14:anchorId="7DCE0B06" wp14:editId="3B551844">
+                <wp:simplePos x="0" y="0"/>
+                <wp:positionH relativeFrom="column">
+                  <wp:posOffset>941705</wp:posOffset>
+                </wp:positionH>
+                <wp:positionV relativeFrom="paragraph">
+                  <wp:posOffset>2016125</wp:posOffset>
+                </wp:positionV>
+                <wp:extent cx="3840480" cy="635"/>
+                <wp:effectExtent l="0" t="0" r="0" b="0"/>
+                <wp:wrapNone/>
+                <wp:docPr id="2060099466" name="Text Box 1"/>
+                <wp:cNvGraphicFramePr/>
+                <a:graphic xmlns:a="http://schemas.openxmlformats.org/drawingml/2006/main">
+                  <a:graphicData uri="http://schemas.microsoft.com/office/word/2010/wordprocessingShape">
+                    <wps:wsp>
+                      <wps:cNvSpPr txBox="1"/>
+                      <wps:spPr>
+                        <a:xfrm>
+                          <a:off x="0" y="0"/>
+                          <a:ext cx="3840480" cy="635"/>
+                        </a:xfrm>
+                        <a:prstGeom prst="rect">
+                          <a:avLst/>
+                        </a:prstGeom>
+                        <a:solidFill>
+                          <a:prstClr val="white"/>
+                        </a:solidFill>
+                        <a:ln>
+                          <a:noFill/>
+                        </a:ln>
+                      </wps:spPr>
+                      <wps:txbx>
+                        <w:txbxContent>
+                          <w:p>
+                            <w:pPr>
+                              <w:pStyle w:val="Caption"/>
+                              <w:jc w:val="center"/>
+                              <w:rPr>
+                                <w:noProof/>
+                                <w:sz w:val="22"/>
+                                <w:szCs w:val="22"/>
+                              </w:rPr>
+                            </w:pPr>
+                            <w:r>
+                              <w:t>Fig 18 : less view</w:t>
+                            </w:r>
+                          </w:p>
+                        </w:txbxContent>
+                      </wps:txbx>
+                      <wps:bodyPr rot="0" spcFirstLastPara="0" vertOverflow="overflow" horzOverflow="overflow" vert="horz" wrap="square" lIns="0" tIns="0" rIns="0" bIns="0" numCol="1" spcCol="0" rtlCol="0" fromWordArt="0" anchor="t" anchorCtr="0" forceAA="0" compatLnSpc="1">
+                        <a:prstTxWarp prst="textNoShape">
+                          <a:avLst/>
+                        </a:prstTxWarp>
+                        <a:spAutoFit/>
+                      </wps:bodyPr>
+                    </wps:wsp>
+                  </a:graphicData>
+                </a:graphic>
+              </wp:anchor>
+            </w:drawing>
+          </mc:Choice>
+          <mc:Fallback>
+            <w:pict>
+              <v:shape w14:anchorId="7DCE0B06" id="_x0000_s1046" type="#_x0000_t202" style="position:absolute;left:0;text-align:left;margin-left:74.15pt;margin-top:158.75pt;width:302.4pt;height:.05pt;z-index:251744256;visibility:visible;mso-wrap-style:square;mso-wrap-distance-left:9pt;mso-wrap-distance-top:0;mso-wrap-distance-right:9pt;mso-wrap-distance-bottom:0;mso-position-horizontal:absolute;mso-position-horizontal-relative:text;mso-position-vertical:absolute;mso-position-vertical-relative:text;v-text-anchor:top" o:gfxdata="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" stroked="f">
+                <v:textbox style="mso-fit-shape-to-text:t" inset="0,0,0,0">
+                  <w:txbxContent>
+                    <w:p>
+                      <w:pPr>
+                        <w:pStyle w:val="Caption"/>
+                        <w:jc w:val="center"/>
+                        <w:rPr>
+                          <w:noProof/>
+                          <w:sz w:val="22"/>
+                          <w:szCs w:val="22"/>
+                        </w:rPr>
+                      </w:pPr>
+                      <w:r>
+                        <w:t>Fig 18 : less view</w:t>
+                      </w:r>
+                    </w:p>
+                  </w:txbxContent>
+                </v:textbox>
+              </v:shape>
+            </w:pict>
+          </mc:Fallback>
+        </mc:AlternateContent>
+      </w:r>
+      <w:r>
+        <w:rPr>
+          <w:noProof/>
+        </w:rPr>
         <w:drawing>
           <wp:anchor distT="0" distB="0" distL="114300" distR="114300" simplePos="0" relativeHeight="251726848" behindDoc="0" locked="0" layoutInCell="1" allowOverlap="1" wp14:anchorId="3014DE68" wp14:editId="73426AD3">
             <wp:simplePos x="0" y="0"/>
@@ -14539,15 +14809,7 @@
           <w:sz w:val="28"/>
           <w:szCs w:val="28"/>
         </w:rPr>
-        <w:t xml:space="preserve">Syntex : </w:t>
-      </w:r>
-      <w:r>
-        <w:rPr>
-          <w:rFonts w:ascii="Times New Roman" w:hAnsi="Times New Roman" w:cs="Times New Roman"/>
-          <w:sz w:val="28"/>
-          <w:szCs w:val="28"/>
-        </w:rPr>
-        <w:t xml:space="preserve">who </w:t>
+        <w:t xml:space="preserve">Syntex : who </w:t>
       </w:r>
     </w:p>
     <w:p>
@@ -14851,7 +15113,16 @@
                               </w:rPr>
                             </w:pPr>
                             <w:r>
-                              <w:t>Fig 4 : cat</w:t>
+                              <w:t xml:space="preserve">Fig </w:t>
+                            </w:r>
+                            <w:r>
+                              <w:t>19</w:t>
+                            </w:r>
+                            <w:r>
+                              <w:t xml:space="preserve"> : </w:t>
+                            </w:r>
+                            <w:r>
+                              <w:t>username</w:t>
                             </w:r>
                           </w:p>
                         </w:txbxContent>
@@ -14870,7 +15141,7 @@
           </mc:Choice>
           <mc:Fallback>
             <w:pict>
-              <v:shape w14:anchorId="2CC40089" id="_x0000_s1046" type="#_x0000_t202" style="position:absolute;left:0;text-align:left;margin-left:0;margin-top:337.35pt;width:421.5pt;height:21pt;z-index:251729920;visibility:visible;mso-wrap-style:square;mso-wrap-distance-left:9pt;mso-wrap-distance-top:0;mso-wrap-distance-right:9pt;mso-wrap-distance-bottom:0;mso-position-horizontal:center;mso-position-horizontal-relative:margin;mso-position-vertical:absolute;mso-position-vertical-relative:page;v-text-anchor:top" o:gfxdata="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" stroked="f">
+              <v:shape w14:anchorId="2CC40089" id="_x0000_s1047" type="#_x0000_t202" style="position:absolute;left:0;text-align:left;margin-left:0;margin-top:337.35pt;width:421.5pt;height:21pt;z-index:251729920;visibility:visible;mso-wrap-style:square;mso-wrap-distance-left:9pt;mso-wrap-distance-top:0;mso-wrap-distance-right:9pt;mso-wrap-distance-bottom:0;mso-position-horizontal:center;mso-position-horizontal-relative:margin;mso-position-vertical:absolute;mso-position-vertical-relative:page;v-text-anchor:top" o:gfxdata="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" stroked="f">
                 <v:textbox style="mso-fit-shape-to-text:t" inset="0,0,0,0">
                   <w:txbxContent>
                     <w:p>
@@ -14885,7 +15156,16 @@
                         </w:rPr>
                       </w:pPr>
                       <w:r>
-                        <w:t>Fig 4 : cat</w:t>
+                        <w:t xml:space="preserve">Fig </w:t>
+                      </w:r>
+                      <w:r>
+                        <w:t>19</w:t>
+                      </w:r>
+                      <w:r>
+                        <w:t xml:space="preserve"> : </w:t>
+                      </w:r>
+                      <w:r>
+                        <w:t>username</w:t>
                       </w:r>
                     </w:p>
                   </w:txbxContent>
@@ -15168,7 +15448,6 @@
           <w:ilvl w:val="1"/>
           <w:numId w:val="2"/>
         </w:numPr>
-        <w:ind w:left="852"/>
         <w:rPr>
           <w:rFonts w:ascii="Times New Roman" w:hAnsi="Times New Roman" w:cs="Times New Roman"/>
           <w:b/>
@@ -15186,7 +15465,7 @@
           <w:szCs w:val="28"/>
         </w:rPr>
         <w:lastRenderedPageBreak/>
-        <w:t xml:space="preserve">Modify file access permissions </w:t>
+        <w:t xml:space="preserve">Print </w:t>
       </w:r>
       <w:r>
         <w:rPr>
@@ -15196,7 +15475,7 @@
           <w:sz w:val="28"/>
           <w:szCs w:val="28"/>
         </w:rPr>
-        <w:t>using terminal</w:t>
+        <w:t xml:space="preserve">the recourse being used in system </w:t>
       </w:r>
       <w:r>
         <w:rPr>
@@ -15206,9 +15485,13 @@
           <w:sz w:val="28"/>
           <w:szCs w:val="28"/>
         </w:rPr>
-        <w:t>.</w:t>
-      </w:r>
-      <w:r>
+        <w:t xml:space="preserve">using terminal </w:t>
+      </w:r>
+    </w:p>
+    <w:p>
+      <w:pPr>
+        <w:pStyle w:val="ListParagraph"/>
+        <w:ind w:left="780"/>
         <w:rPr>
           <w:rFonts w:ascii="Times New Roman" w:hAnsi="Times New Roman" w:cs="Times New Roman"/>
           <w:b/>
@@ -15216,6 +15499,792 @@
           <w:sz w:val="28"/>
           <w:szCs w:val="28"/>
         </w:rPr>
+      </w:pPr>
+      <w:r>
+        <w:rPr>
+          <w:rFonts w:ascii="Times New Roman" w:hAnsi="Times New Roman" w:cs="Times New Roman"/>
+          <w:sz w:val="28"/>
+          <w:szCs w:val="28"/>
+        </w:rPr>
+        <w:t xml:space="preserve">Syntex : </w:t>
+      </w:r>
+      <w:r>
+        <w:rPr>
+          <w:rFonts w:ascii="Times New Roman" w:hAnsi="Times New Roman" w:cs="Times New Roman"/>
+          <w:sz w:val="28"/>
+          <w:szCs w:val="28"/>
+        </w:rPr>
+        <w:t>top</w:t>
+      </w:r>
+    </w:p>
+    <w:p>
+      <w:pPr>
+        <w:pStyle w:val="ListParagraph"/>
+        <w:ind w:left="780"/>
+        <w:rPr>
+          <w:rFonts w:ascii="Times New Roman" w:hAnsi="Times New Roman" w:cs="Times New Roman"/>
+          <w:sz w:val="28"/>
+          <w:szCs w:val="28"/>
+        </w:rPr>
+      </w:pPr>
+      <w:r>
+        <w:rPr>
+          <w:rFonts w:ascii="Times New Roman" w:hAnsi="Times New Roman" w:cs="Times New Roman"/>
+          <w:sz w:val="28"/>
+          <w:szCs w:val="28"/>
+        </w:rPr>
+        <w:t>Command</w:t>
+      </w:r>
+      <w:r>
+        <w:rPr>
+          <w:rFonts w:ascii="Times New Roman" w:hAnsi="Times New Roman" w:cs="Times New Roman"/>
+          <w:sz w:val="28"/>
+          <w:szCs w:val="28"/>
+        </w:rPr>
+        <w:t xml:space="preserve"> :  $ </w:t>
+      </w:r>
+      <w:r>
+        <w:rPr>
+          <w:rFonts w:ascii="Times New Roman" w:hAnsi="Times New Roman" w:cs="Times New Roman"/>
+          <w:b/>
+          <w:bCs/>
+          <w:sz w:val="28"/>
+          <w:szCs w:val="28"/>
+        </w:rPr>
+        <w:t>top</w:t>
+      </w:r>
+    </w:p>
+    <w:p>
+      <w:pPr>
+        <w:pStyle w:val="ListParagraph"/>
+        <w:ind w:left="780"/>
+        <w:rPr>
+          <w:rFonts w:ascii="Times New Roman" w:hAnsi="Times New Roman" w:cs="Times New Roman"/>
+          <w:sz w:val="28"/>
+          <w:szCs w:val="28"/>
+        </w:rPr>
+      </w:pPr>
+    </w:p>
+    <w:p>
+      <w:pPr>
+        <w:pStyle w:val="ListParagraph"/>
+        <w:ind w:left="780"/>
+        <w:rPr>
+          <w:rFonts w:ascii="Times New Roman" w:hAnsi="Times New Roman" w:cs="Times New Roman"/>
+          <w:sz w:val="28"/>
+          <w:szCs w:val="28"/>
+        </w:rPr>
+      </w:pPr>
+      <w:r>
+        <w:rPr>
+          <w:rFonts w:ascii="Times New Roman" w:hAnsi="Times New Roman" w:cs="Times New Roman"/>
+          <w:sz w:val="28"/>
+          <w:szCs w:val="28"/>
+        </w:rPr>
+        <w:t>Sample Input &amp; Output :</w:t>
+      </w:r>
+    </w:p>
+    <w:p>
+      <w:pPr>
+        <w:pStyle w:val="ListParagraph"/>
+        <w:ind w:left="780"/>
+        <w:rPr>
+          <w:rFonts w:ascii="Times New Roman" w:hAnsi="Times New Roman" w:cs="Times New Roman"/>
+          <w:sz w:val="28"/>
+          <w:szCs w:val="28"/>
+        </w:rPr>
+      </w:pPr>
+      <w:r>
+        <w:rPr>
+          <w:rFonts w:ascii="Times New Roman" w:hAnsi="Times New Roman" w:cs="Times New Roman"/>
+          <w:noProof/>
+          <w:sz w:val="28"/>
+          <w:szCs w:val="28"/>
+        </w:rPr>
+        <w:drawing>
+          <wp:anchor distT="0" distB="0" distL="114300" distR="114300" simplePos="0" relativeHeight="251741184" behindDoc="0" locked="0" layoutInCell="1" allowOverlap="1" wp14:anchorId="441D8107" wp14:editId="559F300F">
+            <wp:simplePos x="0" y="0"/>
+            <wp:positionH relativeFrom="margin">
+              <wp:align>center</wp:align>
+            </wp:positionH>
+            <wp:positionV relativeFrom="paragraph">
+              <wp:posOffset>95250</wp:posOffset>
+            </wp:positionV>
+            <wp:extent cx="3856990" cy="1068081"/>
+            <wp:effectExtent l="0" t="0" r="0" b="0"/>
+            <wp:wrapNone/>
+            <wp:docPr id="1359220643" name="Picture 5"/>
+            <wp:cNvGraphicFramePr>
+              <a:graphicFrameLocks xmlns:a="http://schemas.openxmlformats.org/drawingml/2006/main" noChangeAspect="1"/>
+            </wp:cNvGraphicFramePr>
+            <a:graphic xmlns:a="http://schemas.openxmlformats.org/drawingml/2006/main">
+              <a:graphicData uri="http://schemas.openxmlformats.org/drawingml/2006/picture">
+                <pic:pic xmlns:pic="http://schemas.openxmlformats.org/drawingml/2006/picture">
+                  <pic:nvPicPr>
+                    <pic:cNvPr id="1359220643" name="Picture 5"/>
+                    <pic:cNvPicPr/>
+                  </pic:nvPicPr>
+                  <pic:blipFill rotWithShape="1">
+                    <a:blip r:embed="rId38" cstate="print">
+                      <a:extLst>
+                        <a:ext uri="{BEBA8EAE-BF5A-486C-A8C5-ECC9F3942E4B}">
+                          <a14:imgProps xmlns:a14="http://schemas.microsoft.com/office/drawing/2010/main">
+                            <a14:imgLayer r:embed="rId39">
+                              <a14:imgEffect>
+                                <a14:brightnessContrast bright="13000"/>
+                              </a14:imgEffect>
+                            </a14:imgLayer>
+                          </a14:imgProps>
+                        </a:ext>
+                        <a:ext uri="{28A0092B-C50C-407E-A947-70E740481C1C}">
+                          <a14:useLocalDpi xmlns:a14="http://schemas.microsoft.com/office/drawing/2010/main" val="0"/>
+                        </a:ext>
+                      </a:extLst>
+                    </a:blip>
+                    <a:srcRect t="-301" r="33172" b="72542"/>
+                    <a:stretch/>
+                  </pic:blipFill>
+                  <pic:spPr bwMode="auto">
+                    <a:xfrm>
+                      <a:off x="0" y="0"/>
+                      <a:ext cx="3856990" cy="1068081"/>
+                    </a:xfrm>
+                    <a:prstGeom prst="rect">
+                      <a:avLst/>
+                    </a:prstGeom>
+                    <a:ln>
+                      <a:noFill/>
+                    </a:ln>
+                    <a:extLst>
+                      <a:ext uri="{53640926-AAD7-44D8-BBD7-CCE9431645EC}">
+                        <a14:shadowObscured xmlns:a14="http://schemas.microsoft.com/office/drawing/2010/main"/>
+                      </a:ext>
+                    </a:extLst>
+                  </pic:spPr>
+                </pic:pic>
+              </a:graphicData>
+            </a:graphic>
+            <wp14:sizeRelH relativeFrom="margin">
+              <wp14:pctWidth>0</wp14:pctWidth>
+            </wp14:sizeRelH>
+            <wp14:sizeRelV relativeFrom="margin">
+              <wp14:pctHeight>0</wp14:pctHeight>
+            </wp14:sizeRelV>
+          </wp:anchor>
+        </w:drawing>
+      </w:r>
+    </w:p>
+    <w:p>
+      <w:pPr>
+        <w:pStyle w:val="ListParagraph"/>
+        <w:ind w:left="780"/>
+        <w:rPr>
+          <w:rFonts w:ascii="Times New Roman" w:hAnsi="Times New Roman" w:cs="Times New Roman"/>
+          <w:sz w:val="28"/>
+          <w:szCs w:val="28"/>
+        </w:rPr>
+      </w:pPr>
+    </w:p>
+    <w:p>
+      <w:pPr>
+        <w:pStyle w:val="ListParagraph"/>
+        <w:ind w:left="780"/>
+        <w:rPr>
+          <w:rFonts w:ascii="Times New Roman" w:hAnsi="Times New Roman" w:cs="Times New Roman"/>
+          <w:sz w:val="28"/>
+          <w:szCs w:val="28"/>
+        </w:rPr>
+      </w:pPr>
+    </w:p>
+    <w:p>
+      <w:pPr>
+        <w:pStyle w:val="ListParagraph"/>
+        <w:ind w:left="780"/>
+        <w:rPr>
+          <w:rFonts w:ascii="Times New Roman" w:hAnsi="Times New Roman" w:cs="Times New Roman"/>
+          <w:sz w:val="28"/>
+          <w:szCs w:val="28"/>
+        </w:rPr>
+      </w:pPr>
+    </w:p>
+    <w:p>
+      <w:pPr>
+        <w:pStyle w:val="ListParagraph"/>
+        <w:ind w:left="780"/>
+        <w:rPr>
+          <w:rFonts w:ascii="Times New Roman" w:hAnsi="Times New Roman" w:cs="Times New Roman"/>
+          <w:sz w:val="28"/>
+          <w:szCs w:val="28"/>
+        </w:rPr>
+      </w:pPr>
+    </w:p>
+    <w:p>
+      <w:pPr>
+        <w:pStyle w:val="ListParagraph"/>
+        <w:ind w:left="780"/>
+        <w:rPr>
+          <w:rFonts w:ascii="Times New Roman" w:hAnsi="Times New Roman" w:cs="Times New Roman"/>
+          <w:sz w:val="28"/>
+          <w:szCs w:val="28"/>
+        </w:rPr>
+      </w:pPr>
+    </w:p>
+    <w:p>
+      <w:pPr>
+        <w:pStyle w:val="ListParagraph"/>
+        <w:ind w:left="780"/>
+        <w:rPr>
+          <w:rFonts w:ascii="Times New Roman" w:hAnsi="Times New Roman" w:cs="Times New Roman"/>
+          <w:sz w:val="28"/>
+          <w:szCs w:val="28"/>
+        </w:rPr>
+      </w:pPr>
+      <w:r>
+        <w:rPr>
+          <w:noProof/>
+        </w:rPr>
+        <w:drawing>
+          <wp:anchor distT="0" distB="0" distL="114300" distR="114300" simplePos="0" relativeHeight="251742208" behindDoc="0" locked="0" layoutInCell="1" allowOverlap="1" wp14:anchorId="007166C3" wp14:editId="2468700C">
+            <wp:simplePos x="0" y="0"/>
+            <wp:positionH relativeFrom="margin">
+              <wp:align>center</wp:align>
+            </wp:positionH>
+            <wp:positionV relativeFrom="paragraph">
+              <wp:posOffset>62102</wp:posOffset>
+            </wp:positionV>
+            <wp:extent cx="3839883" cy="2541600"/>
+            <wp:effectExtent l="0" t="0" r="8255" b="0"/>
+            <wp:wrapNone/>
+            <wp:docPr id="1016330668" name="Picture 14"/>
+            <wp:cNvGraphicFramePr>
+              <a:graphicFrameLocks xmlns:a="http://schemas.openxmlformats.org/drawingml/2006/main" noChangeAspect="1"/>
+            </wp:cNvGraphicFramePr>
+            <a:graphic xmlns:a="http://schemas.openxmlformats.org/drawingml/2006/main">
+              <a:graphicData uri="http://schemas.openxmlformats.org/drawingml/2006/picture">
+                <pic:pic xmlns:pic="http://schemas.openxmlformats.org/drawingml/2006/picture">
+                  <pic:nvPicPr>
+                    <pic:cNvPr id="1016330668" name="Picture 14"/>
+                    <pic:cNvPicPr/>
+                  </pic:nvPicPr>
+                  <pic:blipFill rotWithShape="1">
+                    <a:blip r:embed="rId40" cstate="print">
+                      <a:extLst>
+                        <a:ext uri="{BEBA8EAE-BF5A-486C-A8C5-ECC9F3942E4B}">
+                          <a14:imgProps xmlns:a14="http://schemas.microsoft.com/office/drawing/2010/main">
+                            <a14:imgLayer r:embed="rId41">
+                              <a14:imgEffect>
+                                <a14:brightnessContrast bright="6000"/>
+                              </a14:imgEffect>
+                            </a14:imgLayer>
+                          </a14:imgProps>
+                        </a:ext>
+                        <a:ext uri="{28A0092B-C50C-407E-A947-70E740481C1C}">
+                          <a14:useLocalDpi xmlns:a14="http://schemas.microsoft.com/office/drawing/2010/main" val="0"/>
+                        </a:ext>
+                      </a:extLst>
+                    </a:blip>
+                    <a:srcRect l="-16" t="283" r="16" b="434"/>
+                    <a:stretch/>
+                  </pic:blipFill>
+                  <pic:spPr bwMode="auto">
+                    <a:xfrm>
+                      <a:off x="0" y="0"/>
+                      <a:ext cx="3841049" cy="2542372"/>
+                    </a:xfrm>
+                    <a:prstGeom prst="rect">
+                      <a:avLst/>
+                    </a:prstGeom>
+                    <a:ln>
+                      <a:noFill/>
+                    </a:ln>
+                    <a:extLst>
+                      <a:ext uri="{53640926-AAD7-44D8-BBD7-CCE9431645EC}">
+                        <a14:shadowObscured xmlns:a14="http://schemas.microsoft.com/office/drawing/2010/main"/>
+                      </a:ext>
+                    </a:extLst>
+                  </pic:spPr>
+                </pic:pic>
+              </a:graphicData>
+            </a:graphic>
+            <wp14:sizeRelH relativeFrom="margin">
+              <wp14:pctWidth>0</wp14:pctWidth>
+            </wp14:sizeRelH>
+            <wp14:sizeRelV relativeFrom="margin">
+              <wp14:pctHeight>0</wp14:pctHeight>
+            </wp14:sizeRelV>
+          </wp:anchor>
+        </w:drawing>
+      </w:r>
+    </w:p>
+    <w:p>
+      <w:pPr>
+        <w:pStyle w:val="ListParagraph"/>
+        <w:ind w:left="780"/>
+        <w:rPr>
+          <w:rFonts w:ascii="Times New Roman" w:hAnsi="Times New Roman" w:cs="Times New Roman"/>
+          <w:sz w:val="28"/>
+          <w:szCs w:val="28"/>
+        </w:rPr>
+      </w:pPr>
+    </w:p>
+    <w:p>
+      <w:pPr>
+        <w:pStyle w:val="ListParagraph"/>
+        <w:ind w:left="780"/>
+        <w:rPr>
+          <w:rFonts w:ascii="Times New Roman" w:hAnsi="Times New Roman" w:cs="Times New Roman"/>
+          <w:sz w:val="28"/>
+          <w:szCs w:val="28"/>
+        </w:rPr>
+      </w:pPr>
+    </w:p>
+    <w:p>
+      <w:pPr>
+        <w:pStyle w:val="ListParagraph"/>
+        <w:ind w:left="780"/>
+        <w:rPr>
+          <w:rFonts w:ascii="Times New Roman" w:hAnsi="Times New Roman" w:cs="Times New Roman"/>
+          <w:sz w:val="28"/>
+          <w:szCs w:val="28"/>
+        </w:rPr>
+      </w:pPr>
+    </w:p>
+    <w:p>
+      <w:pPr>
+        <w:pStyle w:val="ListParagraph"/>
+        <w:ind w:left="780"/>
+        <w:rPr>
+          <w:rFonts w:ascii="Times New Roman" w:hAnsi="Times New Roman" w:cs="Times New Roman"/>
+          <w:sz w:val="28"/>
+          <w:szCs w:val="28"/>
+        </w:rPr>
+      </w:pPr>
+    </w:p>
+    <w:p>
+      <w:pPr>
+        <w:pStyle w:val="ListParagraph"/>
+        <w:ind w:left="780"/>
+        <w:rPr>
+          <w:rFonts w:ascii="Times New Roman" w:hAnsi="Times New Roman" w:cs="Times New Roman"/>
+          <w:sz w:val="28"/>
+          <w:szCs w:val="28"/>
+        </w:rPr>
+      </w:pPr>
+    </w:p>
+    <w:p>
+      <w:pPr>
+        <w:pStyle w:val="ListParagraph"/>
+        <w:ind w:left="780"/>
+        <w:rPr>
+          <w:rFonts w:ascii="Times New Roman" w:hAnsi="Times New Roman" w:cs="Times New Roman"/>
+          <w:sz w:val="28"/>
+          <w:szCs w:val="28"/>
+        </w:rPr>
+      </w:pPr>
+    </w:p>
+    <w:p>
+      <w:pPr>
+        <w:pStyle w:val="ListParagraph"/>
+        <w:ind w:left="780"/>
+        <w:rPr>
+          <w:rFonts w:ascii="Times New Roman" w:hAnsi="Times New Roman" w:cs="Times New Roman"/>
+          <w:sz w:val="28"/>
+          <w:szCs w:val="28"/>
+        </w:rPr>
+      </w:pPr>
+    </w:p>
+    <w:p>
+      <w:pPr>
+        <w:pStyle w:val="ListParagraph"/>
+        <w:ind w:left="780"/>
+        <w:rPr>
+          <w:rFonts w:ascii="Times New Roman" w:hAnsi="Times New Roman" w:cs="Times New Roman"/>
+          <w:sz w:val="28"/>
+          <w:szCs w:val="28"/>
+        </w:rPr>
+      </w:pPr>
+    </w:p>
+    <w:p>
+      <w:pPr>
+        <w:pStyle w:val="ListParagraph"/>
+        <w:ind w:left="780"/>
+        <w:rPr>
+          <w:rFonts w:ascii="Times New Roman" w:hAnsi="Times New Roman" w:cs="Times New Roman"/>
+          <w:sz w:val="28"/>
+          <w:szCs w:val="28"/>
+        </w:rPr>
+      </w:pPr>
+    </w:p>
+    <w:p>
+      <w:pPr>
+        <w:pStyle w:val="ListParagraph"/>
+        <w:ind w:left="780"/>
+        <w:rPr>
+          <w:rFonts w:ascii="Times New Roman" w:hAnsi="Times New Roman" w:cs="Times New Roman"/>
+          <w:sz w:val="28"/>
+          <w:szCs w:val="28"/>
+        </w:rPr>
+      </w:pPr>
+    </w:p>
+    <w:p>
+      <w:pPr>
+        <w:pStyle w:val="ListParagraph"/>
+        <w:ind w:left="780"/>
+        <w:rPr>
+          <w:rFonts w:ascii="Times New Roman" w:hAnsi="Times New Roman" w:cs="Times New Roman"/>
+          <w:sz w:val="28"/>
+          <w:szCs w:val="28"/>
+        </w:rPr>
+      </w:pPr>
+    </w:p>
+    <w:p>
+      <w:pPr>
+        <w:pStyle w:val="ListParagraph"/>
+        <w:ind w:left="780"/>
+        <w:rPr>
+          <w:rFonts w:ascii="Times New Roman" w:hAnsi="Times New Roman" w:cs="Times New Roman"/>
+          <w:sz w:val="28"/>
+          <w:szCs w:val="28"/>
+        </w:rPr>
+      </w:pPr>
+      <w:r>
+        <w:rPr>
+          <w:noProof/>
+        </w:rPr>
+        <mc:AlternateContent>
+          <mc:Choice Requires="wps">
+            <w:drawing>
+              <wp:anchor distT="0" distB="0" distL="114300" distR="114300" simplePos="0" relativeHeight="251746304" behindDoc="0" locked="0" layoutInCell="1" allowOverlap="1" wp14:anchorId="375D7A16" wp14:editId="6A7A0FCB">
+                <wp:simplePos x="0" y="0"/>
+                <wp:positionH relativeFrom="margin">
+                  <wp:align>center</wp:align>
+                </wp:positionH>
+                <wp:positionV relativeFrom="page">
+                  <wp:posOffset>6080065</wp:posOffset>
+                </wp:positionV>
+                <wp:extent cx="5353050" cy="266700"/>
+                <wp:effectExtent l="0" t="0" r="0" b="0"/>
+                <wp:wrapNone/>
+                <wp:docPr id="2056060486" name="Text Box 1"/>
+                <wp:cNvGraphicFramePr/>
+                <a:graphic xmlns:a="http://schemas.openxmlformats.org/drawingml/2006/main">
+                  <a:graphicData uri="http://schemas.microsoft.com/office/word/2010/wordprocessingShape">
+                    <wps:wsp>
+                      <wps:cNvSpPr txBox="1"/>
+                      <wps:spPr>
+                        <a:xfrm>
+                          <a:off x="0" y="0"/>
+                          <a:ext cx="5353050" cy="266700"/>
+                        </a:xfrm>
+                        <a:prstGeom prst="rect">
+                          <a:avLst/>
+                        </a:prstGeom>
+                        <a:solidFill>
+                          <a:prstClr val="white"/>
+                        </a:solidFill>
+                        <a:ln>
+                          <a:noFill/>
+                        </a:ln>
+                      </wps:spPr>
+                      <wps:txbx>
+                        <w:txbxContent>
+                          <w:p>
+                            <w:pPr>
+                              <w:pStyle w:val="Caption"/>
+                              <w:jc w:val="center"/>
+                              <w:rPr>
+                                <w:rFonts w:ascii="Times New Roman" w:hAnsi="Times New Roman" w:cs="Times New Roman"/>
+                                <w:noProof/>
+                                <w:sz w:val="28"/>
+                                <w:szCs w:val="28"/>
+                              </w:rPr>
+                            </w:pPr>
+                            <w:r>
+                              <w:t xml:space="preserve">Fig </w:t>
+                            </w:r>
+                            <w:r>
+                              <w:t>20</w:t>
+                            </w:r>
+                            <w:r>
+                              <w:t xml:space="preserve"> : </w:t>
+                            </w:r>
+                            <w:r>
+                              <w:t>top</w:t>
+                            </w:r>
+                          </w:p>
+                        </w:txbxContent>
+                      </wps:txbx>
+                      <wps:bodyPr rot="0" spcFirstLastPara="0" vertOverflow="overflow" horzOverflow="overflow" vert="horz" wrap="square" lIns="0" tIns="0" rIns="0" bIns="0" numCol="1" spcCol="0" rtlCol="0" fromWordArt="0" anchor="t" anchorCtr="0" forceAA="0" compatLnSpc="1">
+                        <a:prstTxWarp prst="textNoShape">
+                          <a:avLst/>
+                        </a:prstTxWarp>
+                        <a:spAutoFit/>
+                      </wps:bodyPr>
+                    </wps:wsp>
+                  </a:graphicData>
+                </a:graphic>
+              </wp:anchor>
+            </w:drawing>
+          </mc:Choice>
+          <mc:Fallback>
+            <w:pict>
+              <v:shape w14:anchorId="375D7A16" id="_x0000_s1048" type="#_x0000_t202" style="position:absolute;left:0;text-align:left;margin-left:0;margin-top:478.75pt;width:421.5pt;height:21pt;z-index:251746304;visibility:visible;mso-wrap-style:square;mso-wrap-distance-left:9pt;mso-wrap-distance-top:0;mso-wrap-distance-right:9pt;mso-wrap-distance-bottom:0;mso-position-horizontal:center;mso-position-horizontal-relative:margin;mso-position-vertical:absolute;mso-position-vertical-relative:page;v-text-anchor:top" o:gfxdata="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" stroked="f">
+                <v:textbox style="mso-fit-shape-to-text:t" inset="0,0,0,0">
+                  <w:txbxContent>
+                    <w:p>
+                      <w:pPr>
+                        <w:pStyle w:val="Caption"/>
+                        <w:jc w:val="center"/>
+                        <w:rPr>
+                          <w:rFonts w:ascii="Times New Roman" w:hAnsi="Times New Roman" w:cs="Times New Roman"/>
+                          <w:noProof/>
+                          <w:sz w:val="28"/>
+                          <w:szCs w:val="28"/>
+                        </w:rPr>
+                      </w:pPr>
+                      <w:r>
+                        <w:t xml:space="preserve">Fig </w:t>
+                      </w:r>
+                      <w:r>
+                        <w:t>20</w:t>
+                      </w:r>
+                      <w:r>
+                        <w:t xml:space="preserve"> : </w:t>
+                      </w:r>
+                      <w:r>
+                        <w:t>top</w:t>
+                      </w:r>
+                    </w:p>
+                  </w:txbxContent>
+                </v:textbox>
+                <w10:wrap anchorx="margin" anchory="page"/>
+              </v:shape>
+            </w:pict>
+          </mc:Fallback>
+        </mc:AlternateContent>
+      </w:r>
+    </w:p>
+    <w:p>
+      <w:pPr>
+        <w:pStyle w:val="ListParagraph"/>
+        <w:ind w:left="780"/>
+        <w:rPr>
+          <w:rFonts w:ascii="Times New Roman" w:hAnsi="Times New Roman" w:cs="Times New Roman"/>
+          <w:sz w:val="28"/>
+          <w:szCs w:val="28"/>
+        </w:rPr>
+      </w:pPr>
+    </w:p>
+    <w:p>
+      <w:pPr>
+        <w:pStyle w:val="ListParagraph"/>
+        <w:ind w:left="780"/>
+        <w:rPr>
+          <w:rFonts w:ascii="Times New Roman" w:hAnsi="Times New Roman" w:cs="Times New Roman"/>
+          <w:sz w:val="28"/>
+          <w:szCs w:val="28"/>
+        </w:rPr>
+      </w:pPr>
+    </w:p>
+    <w:p>
+      <w:pPr>
+        <w:pStyle w:val="ListParagraph"/>
+        <w:ind w:left="780"/>
+        <w:rPr>
+          <w:rFonts w:ascii="Times New Roman" w:hAnsi="Times New Roman" w:cs="Times New Roman"/>
+          <w:sz w:val="28"/>
+          <w:szCs w:val="28"/>
+        </w:rPr>
+      </w:pPr>
+    </w:p>
+    <w:p>
+      <w:pPr>
+        <w:pStyle w:val="ListParagraph"/>
+        <w:ind w:left="780"/>
+        <w:rPr>
+          <w:rFonts w:ascii="Times New Roman" w:hAnsi="Times New Roman" w:cs="Times New Roman"/>
+          <w:sz w:val="28"/>
+          <w:szCs w:val="28"/>
+        </w:rPr>
+      </w:pPr>
+    </w:p>
+    <w:p>
+      <w:pPr>
+        <w:pStyle w:val="ListParagraph"/>
+        <w:ind w:left="780"/>
+        <w:rPr>
+          <w:rFonts w:ascii="Times New Roman" w:hAnsi="Times New Roman" w:cs="Times New Roman"/>
+          <w:sz w:val="28"/>
+          <w:szCs w:val="28"/>
+        </w:rPr>
+      </w:pPr>
+    </w:p>
+    <w:p>
+      <w:pPr>
+        <w:pStyle w:val="ListParagraph"/>
+        <w:ind w:left="780"/>
+        <w:rPr>
+          <w:rFonts w:ascii="Times New Roman" w:hAnsi="Times New Roman" w:cs="Times New Roman"/>
+          <w:sz w:val="28"/>
+          <w:szCs w:val="28"/>
+        </w:rPr>
+      </w:pPr>
+    </w:p>
+    <w:p>
+      <w:pPr>
+        <w:pStyle w:val="ListParagraph"/>
+        <w:ind w:left="780"/>
+        <w:rPr>
+          <w:rFonts w:ascii="Times New Roman" w:hAnsi="Times New Roman" w:cs="Times New Roman"/>
+          <w:sz w:val="28"/>
+          <w:szCs w:val="28"/>
+        </w:rPr>
+      </w:pPr>
+    </w:p>
+    <w:p>
+      <w:pPr>
+        <w:pStyle w:val="ListParagraph"/>
+        <w:ind w:left="780"/>
+        <w:rPr>
+          <w:rFonts w:ascii="Times New Roman" w:hAnsi="Times New Roman" w:cs="Times New Roman"/>
+          <w:sz w:val="28"/>
+          <w:szCs w:val="28"/>
+        </w:rPr>
+      </w:pPr>
+    </w:p>
+    <w:p>
+      <w:pPr>
+        <w:pStyle w:val="ListParagraph"/>
+        <w:ind w:left="780"/>
+        <w:rPr>
+          <w:rFonts w:ascii="Times New Roman" w:hAnsi="Times New Roman" w:cs="Times New Roman"/>
+          <w:sz w:val="28"/>
+          <w:szCs w:val="28"/>
+        </w:rPr>
+      </w:pPr>
+    </w:p>
+    <w:p>
+      <w:pPr>
+        <w:pStyle w:val="ListParagraph"/>
+        <w:ind w:left="780"/>
+        <w:rPr>
+          <w:rFonts w:ascii="Times New Roman" w:hAnsi="Times New Roman" w:cs="Times New Roman"/>
+          <w:sz w:val="28"/>
+          <w:szCs w:val="28"/>
+        </w:rPr>
+      </w:pPr>
+    </w:p>
+    <w:p>
+      <w:pPr>
+        <w:pStyle w:val="ListParagraph"/>
+        <w:ind w:left="780"/>
+        <w:rPr>
+          <w:rFonts w:ascii="Times New Roman" w:hAnsi="Times New Roman" w:cs="Times New Roman"/>
+          <w:sz w:val="28"/>
+          <w:szCs w:val="28"/>
+        </w:rPr>
+      </w:pPr>
+    </w:p>
+    <w:p>
+      <w:pPr>
+        <w:pStyle w:val="ListParagraph"/>
+        <w:ind w:left="780"/>
+        <w:rPr>
+          <w:rFonts w:ascii="Times New Roman" w:hAnsi="Times New Roman" w:cs="Times New Roman"/>
+          <w:sz w:val="28"/>
+          <w:szCs w:val="28"/>
+        </w:rPr>
+      </w:pPr>
+    </w:p>
+    <w:p>
+      <w:pPr>
+        <w:pStyle w:val="ListParagraph"/>
+        <w:ind w:left="780"/>
+        <w:rPr>
+          <w:rFonts w:ascii="Times New Roman" w:hAnsi="Times New Roman" w:cs="Times New Roman"/>
+          <w:sz w:val="28"/>
+          <w:szCs w:val="28"/>
+        </w:rPr>
+      </w:pPr>
+    </w:p>
+    <w:p>
+      <w:pPr>
+        <w:pStyle w:val="ListParagraph"/>
+        <w:ind w:left="780"/>
+        <w:rPr>
+          <w:rFonts w:ascii="Times New Roman" w:hAnsi="Times New Roman" w:cs="Times New Roman"/>
+          <w:sz w:val="28"/>
+          <w:szCs w:val="28"/>
+        </w:rPr>
+      </w:pPr>
+    </w:p>
+    <w:p>
+      <w:pPr>
+        <w:pStyle w:val="ListParagraph"/>
+        <w:ind w:left="780"/>
+        <w:rPr>
+          <w:rFonts w:ascii="Times New Roman" w:hAnsi="Times New Roman" w:cs="Times New Roman"/>
+          <w:sz w:val="28"/>
+          <w:szCs w:val="28"/>
+        </w:rPr>
+      </w:pPr>
+    </w:p>
+    <w:p>
+      <w:pPr>
+        <w:pStyle w:val="ListParagraph"/>
+        <w:ind w:left="780"/>
+        <w:rPr>
+          <w:rFonts w:ascii="Times New Roman" w:hAnsi="Times New Roman" w:cs="Times New Roman"/>
+          <w:sz w:val="28"/>
+          <w:szCs w:val="28"/>
+        </w:rPr>
+      </w:pPr>
+    </w:p>
+    <w:p>
+      <w:pPr>
+        <w:pStyle w:val="ListParagraph"/>
+        <w:numPr>
+          <w:ilvl w:val="1"/>
+          <w:numId w:val="2"/>
+        </w:numPr>
+        <w:ind w:left="852"/>
+        <w:rPr>
+          <w:rFonts w:ascii="Times New Roman" w:hAnsi="Times New Roman" w:cs="Times New Roman"/>
+          <w:b/>
+          <w:bCs/>
+          <w:sz w:val="28"/>
+          <w:szCs w:val="28"/>
+        </w:rPr>
+      </w:pPr>
+      <w:r>
+        <w:rPr>
+          <w:rFonts w:ascii="Times New Roman" w:hAnsi="Times New Roman" w:cs="Times New Roman"/>
+          <w:b/>
+          <w:bCs/>
+          <w:sz w:val="28"/>
+          <w:szCs w:val="28"/>
+        </w:rPr>
+        <w:lastRenderedPageBreak/>
+        <w:t>Modify file access permissions using terminal</w:t>
+      </w:r>
+      <w:r>
+        <w:rPr>
+          <w:rFonts w:ascii="Times New Roman" w:hAnsi="Times New Roman" w:cs="Times New Roman"/>
+          <w:b/>
+          <w:bCs/>
+          <w:sz w:val="28"/>
+          <w:szCs w:val="28"/>
+        </w:rPr>
+        <w:t>.</w:t>
+      </w:r>
+      <w:r>
+        <w:rPr>
+          <w:rFonts w:ascii="Times New Roman" w:hAnsi="Times New Roman" w:cs="Times New Roman"/>
+          <w:b/>
+          <w:bCs/>
+          <w:sz w:val="28"/>
+          <w:szCs w:val="28"/>
+        </w:rPr>
         <w:t xml:space="preserve"> </w:t>
       </w:r>
     </w:p>
@@ -15235,15 +16304,7 @@
           <w:sz w:val="28"/>
           <w:szCs w:val="28"/>
         </w:rPr>
-        <w:t xml:space="preserve">Syntex : </w:t>
-      </w:r>
-      <w:r>
-        <w:rPr>
-          <w:rFonts w:ascii="Times New Roman" w:hAnsi="Times New Roman" w:cs="Times New Roman"/>
-          <w:sz w:val="28"/>
-          <w:szCs w:val="28"/>
-        </w:rPr>
-        <w:t>chmod [options] permission_filename</w:t>
+        <w:t>Syntex : chmod [options] permission_filename</w:t>
       </w:r>
     </w:p>
     <w:p>
@@ -15354,11 +16415,11 @@
                     <pic:cNvPicPr/>
                   </pic:nvPicPr>
                   <pic:blipFill rotWithShape="1">
-                    <a:blip r:embed="rId38" cstate="print">
+                    <a:blip r:embed="rId42" cstate="print">
                       <a:extLst>
                         <a:ext uri="{BEBA8EAE-BF5A-486C-A8C5-ECC9F3942E4B}">
                           <a14:imgProps xmlns:a14="http://schemas.microsoft.com/office/drawing/2010/main">
-                            <a14:imgLayer r:embed="rId39">
+                            <a14:imgLayer r:embed="rId43">
                               <a14:imgEffect>
                                 <a14:brightnessContrast bright="14000"/>
                               </a14:imgEffect>
@@ -15598,7 +16659,19 @@
                               </w:rPr>
                             </w:pPr>
                             <w:r>
-                              <w:t>Fig 4 : cat</w:t>
+                              <w:t xml:space="preserve">Fig </w:t>
+                            </w:r>
+                            <w:r>
+                              <w:t>21</w:t>
+                            </w:r>
+                            <w:r>
+                              <w:t xml:space="preserve"> : </w:t>
+                            </w:r>
+                            <w:r>
+                              <w:t xml:space="preserve">change </w:t>
+                            </w:r>
+                            <w:r>
+                              <w:t>permission</w:t>
                             </w:r>
                           </w:p>
                         </w:txbxContent>
@@ -15617,7 +16690,7 @@
           </mc:Choice>
           <mc:Fallback>
             <w:pict>
-              <v:shape w14:anchorId="73549CC9" id="_x0000_s1047" type="#_x0000_t202" style="position:absolute;left:0;text-align:left;margin-left:0;margin-top:390.55pt;width:421.5pt;height:21pt;z-index:251732992;visibility:visible;mso-wrap-style:square;mso-wrap-distance-left:9pt;mso-wrap-distance-top:0;mso-wrap-distance-right:9pt;mso-wrap-distance-bottom:0;mso-position-horizontal:center;mso-position-horizontal-relative:margin;mso-position-vertical:absolute;mso-position-vertical-relative:page;v-text-anchor:top" o:gfxdata="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" stroked="f">
+              <v:shape w14:anchorId="73549CC9" id="_x0000_s1049" type="#_x0000_t202" style="position:absolute;left:0;text-align:left;margin-left:0;margin-top:390.55pt;width:421.5pt;height:21pt;z-index:251732992;visibility:visible;mso-wrap-style:square;mso-wrap-distance-left:9pt;mso-wrap-distance-top:0;mso-wrap-distance-right:9pt;mso-wrap-distance-bottom:0;mso-position-horizontal:center;mso-position-horizontal-relative:margin;mso-position-vertical:absolute;mso-position-vertical-relative:page;v-text-anchor:top" o:gfxdata="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" stroked="f">
                 <v:textbox style="mso-fit-shape-to-text:t" inset="0,0,0,0">
                   <w:txbxContent>
                     <w:p>
@@ -15632,7 +16705,19 @@
                         </w:rPr>
                       </w:pPr>
                       <w:r>
-                        <w:t>Fig 4 : cat</w:t>
+                        <w:t xml:space="preserve">Fig </w:t>
+                      </w:r>
+                      <w:r>
+                        <w:t>21</w:t>
+                      </w:r>
+                      <w:r>
+                        <w:t xml:space="preserve"> : </w:t>
+                      </w:r>
+                      <w:r>
+                        <w:t xml:space="preserve">change </w:t>
+                      </w:r>
+                      <w:r>
+                        <w:t>permission</w:t>
                       </w:r>
                     </w:p>
                   </w:txbxContent>
@@ -15979,31 +17064,25 @@
           <w:sz w:val="28"/>
           <w:szCs w:val="28"/>
         </w:rPr>
-        <w:t>Syntex : ch</w:t>
-      </w:r>
-      <w:r>
-        <w:rPr>
-          <w:rFonts w:ascii="Times New Roman" w:hAnsi="Times New Roman" w:cs="Times New Roman"/>
-          <w:sz w:val="28"/>
-          <w:szCs w:val="28"/>
-        </w:rPr>
-        <w:t>own</w:t>
-      </w:r>
-      <w:r>
-        <w:rPr>
-          <w:rFonts w:ascii="Times New Roman" w:hAnsi="Times New Roman" w:cs="Times New Roman"/>
-          <w:sz w:val="28"/>
-          <w:szCs w:val="28"/>
-        </w:rPr>
-        <w:t xml:space="preserve"> [options] </w:t>
-      </w:r>
-      <w:r>
-        <w:rPr>
-          <w:rFonts w:ascii="Times New Roman" w:hAnsi="Times New Roman" w:cs="Times New Roman"/>
-          <w:sz w:val="28"/>
-          <w:szCs w:val="28"/>
-        </w:rPr>
-        <w:t>user [group] file_name</w:t>
+        <w:t xml:space="preserve">Syntex : </w:t>
+      </w:r>
+      <w:proofErr w:type="spellStart"/>
+      <w:r>
+        <w:rPr>
+          <w:rFonts w:ascii="Times New Roman" w:hAnsi="Times New Roman" w:cs="Times New Roman"/>
+          <w:sz w:val="28"/>
+          <w:szCs w:val="28"/>
+        </w:rPr>
+        <w:t>chown</w:t>
+      </w:r>
+      <w:proofErr w:type="spellEnd"/>
+      <w:r>
+        <w:rPr>
+          <w:rFonts w:ascii="Times New Roman" w:hAnsi="Times New Roman" w:cs="Times New Roman"/>
+          <w:sz w:val="28"/>
+          <w:szCs w:val="28"/>
+        </w:rPr>
+        <w:t xml:space="preserve"> [options] user [group] file_name</w:t>
       </w:r>
     </w:p>
     <w:p>
@@ -16032,6 +17111,7 @@
         </w:rPr>
         <w:t xml:space="preserve"> :  $ </w:t>
       </w:r>
+      <w:proofErr w:type="spellStart"/>
       <w:r>
         <w:rPr>
           <w:rFonts w:ascii="Times New Roman" w:hAnsi="Times New Roman" w:cs="Times New Roman"/>
@@ -16050,7 +17130,18 @@
           <w:sz w:val="28"/>
           <w:szCs w:val="28"/>
         </w:rPr>
-        <w:t>own kali</w:t>
+        <w:t>own</w:t>
+      </w:r>
+      <w:proofErr w:type="spellEnd"/>
+      <w:r>
+        <w:rPr>
+          <w:rFonts w:ascii="Times New Roman" w:hAnsi="Times New Roman" w:cs="Times New Roman"/>
+          <w:b/>
+          <w:bCs/>
+          <w:sz w:val="28"/>
+          <w:szCs w:val="28"/>
+        </w:rPr>
+        <w:t xml:space="preserve"> kali</w:t>
       </w:r>
       <w:r>
         <w:rPr>
@@ -16134,11 +17225,11 @@
                     <pic:cNvPicPr/>
                   </pic:nvPicPr>
                   <pic:blipFill rotWithShape="1">
-                    <a:blip r:embed="rId40" cstate="print">
+                    <a:blip r:embed="rId44" cstate="print">
                       <a:extLst>
                         <a:ext uri="{BEBA8EAE-BF5A-486C-A8C5-ECC9F3942E4B}">
                           <a14:imgProps xmlns:a14="http://schemas.microsoft.com/office/drawing/2010/main">
-                            <a14:imgLayer r:embed="rId41">
+                            <a14:imgLayer r:embed="rId45">
                               <a14:imgEffect>
                                 <a14:brightnessContrast bright="15000"/>
                               </a14:imgEffect>
@@ -16345,7 +17436,16 @@
                               </w:rPr>
                             </w:pPr>
                             <w:r>
-                              <w:t>Fig 4 : cat</w:t>
+                              <w:t xml:space="preserve">Fig </w:t>
+                            </w:r>
+                            <w:r>
+                              <w:t>22</w:t>
+                            </w:r>
+                            <w:r>
+                              <w:t xml:space="preserve"> : </w:t>
+                            </w:r>
+                            <w:r>
+                              <w:t>change owner</w:t>
                             </w:r>
                           </w:p>
                         </w:txbxContent>
@@ -16364,7 +17464,7 @@
           </mc:Choice>
           <mc:Fallback>
             <w:pict>
-              <v:shape w14:anchorId="5DEB0172" id="_x0000_s1048" type="#_x0000_t202" style="position:absolute;left:0;text-align:left;margin-left:0;margin-top:366.9pt;width:421.5pt;height:21pt;z-index:251736064;visibility:visible;mso-wrap-style:square;mso-wrap-distance-left:9pt;mso-wrap-distance-top:0;mso-wrap-distance-right:9pt;mso-wrap-distance-bottom:0;mso-position-horizontal:center;mso-position-horizontal-relative:margin;mso-position-vertical:absolute;mso-position-vertical-relative:page;v-text-anchor:top" o:gfxdata="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" stroked="f">
+              <v:shape w14:anchorId="5DEB0172" id="_x0000_s1050" type="#_x0000_t202" style="position:absolute;left:0;text-align:left;margin-left:0;margin-top:366.9pt;width:421.5pt;height:21pt;z-index:251736064;visibility:visible;mso-wrap-style:square;mso-wrap-distance-left:9pt;mso-wrap-distance-top:0;mso-wrap-distance-right:9pt;mso-wrap-distance-bottom:0;mso-position-horizontal:center;mso-position-horizontal-relative:margin;mso-position-vertical:absolute;mso-position-vertical-relative:page;v-text-anchor:top" o:gfxdata="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" stroked="f">
                 <v:textbox style="mso-fit-shape-to-text:t" inset="0,0,0,0">
                   <w:txbxContent>
                     <w:p>
@@ -16379,7 +17479,16 @@
                         </w:rPr>
                       </w:pPr>
                       <w:r>
-                        <w:t>Fig 4 : cat</w:t>
+                        <w:t xml:space="preserve">Fig </w:t>
+                      </w:r>
+                      <w:r>
+                        <w:t>22</w:t>
+                      </w:r>
+                      <w:r>
+                        <w:t xml:space="preserve"> : </w:t>
+                      </w:r>
+                      <w:r>
+                        <w:t>change owner</w:t>
                       </w:r>
                     </w:p>
                   </w:txbxContent>
@@ -16720,13 +17829,23 @@
         </w:rPr>
         <w:t xml:space="preserve">Syntex : </w:t>
       </w:r>
-      <w:r>
-        <w:rPr>
-          <w:rFonts w:ascii="Times New Roman" w:hAnsi="Times New Roman" w:cs="Times New Roman"/>
-          <w:sz w:val="28"/>
-          <w:szCs w:val="28"/>
-        </w:rPr>
-        <w:t>df [option] file</w:t>
+      <w:proofErr w:type="spellStart"/>
+      <w:r>
+        <w:rPr>
+          <w:rFonts w:ascii="Times New Roman" w:hAnsi="Times New Roman" w:cs="Times New Roman"/>
+          <w:sz w:val="28"/>
+          <w:szCs w:val="28"/>
+        </w:rPr>
+        <w:t>df</w:t>
+      </w:r>
+      <w:proofErr w:type="spellEnd"/>
+      <w:r>
+        <w:rPr>
+          <w:rFonts w:ascii="Times New Roman" w:hAnsi="Times New Roman" w:cs="Times New Roman"/>
+          <w:sz w:val="28"/>
+          <w:szCs w:val="28"/>
+        </w:rPr>
+        <w:t xml:space="preserve"> [option] file</w:t>
       </w:r>
     </w:p>
     <w:p>
@@ -16755,6 +17874,7 @@
         </w:rPr>
         <w:t xml:space="preserve"> :  $ </w:t>
       </w:r>
+      <w:proofErr w:type="spellStart"/>
       <w:r>
         <w:rPr>
           <w:rFonts w:ascii="Times New Roman" w:hAnsi="Times New Roman" w:cs="Times New Roman"/>
@@ -16763,7 +17883,18 @@
           <w:sz w:val="28"/>
           <w:szCs w:val="28"/>
         </w:rPr>
-        <w:t>df -h file2</w:t>
+        <w:t>df</w:t>
+      </w:r>
+      <w:proofErr w:type="spellEnd"/>
+      <w:r>
+        <w:rPr>
+          <w:rFonts w:ascii="Times New Roman" w:hAnsi="Times New Roman" w:cs="Times New Roman"/>
+          <w:b/>
+          <w:bCs/>
+          <w:sz w:val="28"/>
+          <w:szCs w:val="28"/>
+        </w:rPr>
+        <w:t xml:space="preserve"> -h file2</w:t>
       </w:r>
     </w:p>
     <w:p>
@@ -16837,11 +17968,11 @@
                     <pic:cNvPicPr/>
                   </pic:nvPicPr>
                   <pic:blipFill rotWithShape="1">
-                    <a:blip r:embed="rId42" cstate="print">
+                    <a:blip r:embed="rId46" cstate="print">
                       <a:extLst>
                         <a:ext uri="{BEBA8EAE-BF5A-486C-A8C5-ECC9F3942E4B}">
                           <a14:imgProps xmlns:a14="http://schemas.microsoft.com/office/drawing/2010/main">
-                            <a14:imgLayer r:embed="rId43">
+                            <a14:imgLayer r:embed="rId47">
                               <a14:imgEffect>
                                 <a14:brightnessContrast bright="16000"/>
                               </a14:imgEffect>
@@ -17002,13 +18133,13 @@
         <mc:AlternateContent>
           <mc:Choice Requires="wps">
             <w:drawing>
-              <wp:anchor distT="0" distB="0" distL="114300" distR="114300" simplePos="0" relativeHeight="251739136" behindDoc="0" locked="0" layoutInCell="1" allowOverlap="1" wp14:anchorId="331B38D4" wp14:editId="365FFC07">
+              <wp:anchor distT="0" distB="0" distL="114300" distR="114300" simplePos="0" relativeHeight="251739136" behindDoc="0" locked="0" layoutInCell="1" allowOverlap="1" wp14:anchorId="331B38D4" wp14:editId="24D6B5EF">
                 <wp:simplePos x="0" y="0"/>
                 <wp:positionH relativeFrom="margin">
                   <wp:align>center</wp:align>
                 </wp:positionH>
                 <wp:positionV relativeFrom="page">
-                  <wp:posOffset>4659734</wp:posOffset>
+                  <wp:posOffset>4450830</wp:posOffset>
                 </wp:positionV>
                 <wp:extent cx="5353050" cy="266700"/>
                 <wp:effectExtent l="0" t="0" r="0" b="0"/>
@@ -17048,7 +18179,16 @@
                               </w:rPr>
                             </w:pPr>
                             <w:r>
-                              <w:t>Fig 4 : cat</w:t>
+                              <w:t xml:space="preserve">Fig </w:t>
+                            </w:r>
+                            <w:r>
+                              <w:t>23</w:t>
+                            </w:r>
+                            <w:r>
+                              <w:t xml:space="preserve"> : </w:t>
+                            </w:r>
+                            <w:r>
+                              <w:t>filesystem details</w:t>
                             </w:r>
                           </w:p>
                         </w:txbxContent>
@@ -17067,7 +18207,7 @@
           </mc:Choice>
           <mc:Fallback>
             <w:pict>
-              <v:shape w14:anchorId="331B38D4" id="_x0000_s1049" type="#_x0000_t202" style="position:absolute;left:0;text-align:left;margin-left:0;margin-top:366.9pt;width:421.5pt;height:21pt;z-index:251739136;visibility:visible;mso-wrap-style:square;mso-wrap-distance-left:9pt;mso-wrap-distance-top:0;mso-wrap-distance-right:9pt;mso-wrap-distance-bottom:0;mso-position-horizontal:center;mso-position-horizontal-relative:margin;mso-position-vertical:absolute;mso-position-vertical-relative:page;v-text-anchor:top" o:gfxdata="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" stroked="f">
+              <v:shape w14:anchorId="331B38D4" id="_x0000_s1051" type="#_x0000_t202" style="position:absolute;left:0;text-align:left;margin-left:0;margin-top:350.45pt;width:421.5pt;height:21pt;z-index:251739136;visibility:visible;mso-wrap-style:square;mso-wrap-distance-left:9pt;mso-wrap-distance-top:0;mso-wrap-distance-right:9pt;mso-wrap-distance-bottom:0;mso-position-horizontal:center;mso-position-horizontal-relative:margin;mso-position-vertical:absolute;mso-position-vertical-relative:page;v-text-anchor:top" o:gfxdata="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" stroked="f">
                 <v:textbox style="mso-fit-shape-to-text:t" inset="0,0,0,0">
                   <w:txbxContent>
                     <w:p>
@@ -17082,7 +18222,16 @@
                         </w:rPr>
                       </w:pPr>
                       <w:r>
-                        <w:t>Fig 4 : cat</w:t>
+                        <w:t xml:space="preserve">Fig </w:t>
+                      </w:r>
+                      <w:r>
+                        <w:t>23</w:t>
+                      </w:r>
+                      <w:r>
+                        <w:t xml:space="preserve"> : </w:t>
+                      </w:r>
+                      <w:r>
+                        <w:t>filesystem details</w:t>
                       </w:r>
                     </w:p>
                   </w:txbxContent>
@@ -17093,6 +18242,17 @@
           </mc:Fallback>
         </mc:AlternateContent>
       </w:r>
+    </w:p>
+    <w:p>
+      <w:pPr>
+        <w:pStyle w:val="ListParagraph"/>
+        <w:ind w:left="780"/>
+        <w:rPr>
+          <w:rFonts w:ascii="Times New Roman" w:hAnsi="Times New Roman" w:cs="Times New Roman"/>
+          <w:sz w:val="28"/>
+          <w:szCs w:val="28"/>
+        </w:rPr>
+      </w:pPr>
     </w:p>
     <w:p>
       <w:pPr>
@@ -17990,6 +19150,7 @@
   <w:style w:type="character" w:default="1" w:styleId="DefaultParagraphFont">
     <w:name w:val="Default Paragraph Font"/>
     <w:uiPriority w:val="1"/>
+    <w:semiHidden/>
     <w:unhideWhenUsed/>
   </w:style>
   <w:style w:type="table" w:default="1" w:styleId="TableNormal">

--- a/Lab Reports/OS Lab/OS Lab Report 1.docx
+++ b/Lab Reports/OS Lab/OS Lab Report 1.docx
@@ -3706,7 +3706,7 @@
           <w:szCs w:val="28"/>
         </w:rPr>
         <w:drawing>
-          <wp:anchor distT="0" distB="0" distL="114300" distR="114300" simplePos="0" relativeHeight="251673600" behindDoc="0" locked="0" layoutInCell="1" allowOverlap="1" wp14:anchorId="48908E11" wp14:editId="5C029ADB">
+          <wp:anchor distT="0" distB="0" distL="114300" distR="114300" simplePos="0" relativeHeight="251673600" behindDoc="0" locked="0" layoutInCell="1" allowOverlap="1" wp14:anchorId="48908E11" wp14:editId="3711732C">
             <wp:simplePos x="0" y="0"/>
             <wp:positionH relativeFrom="margin">
               <wp:align>center</wp:align>
@@ -15602,7 +15602,7 @@
           <w:szCs w:val="28"/>
         </w:rPr>
         <w:drawing>
-          <wp:anchor distT="0" distB="0" distL="114300" distR="114300" simplePos="0" relativeHeight="251741184" behindDoc="0" locked="0" layoutInCell="1" allowOverlap="1" wp14:anchorId="441D8107" wp14:editId="559F300F">
+          <wp:anchor distT="0" distB="0" distL="114300" distR="114300" simplePos="0" relativeHeight="251741184" behindDoc="0" locked="0" layoutInCell="1" allowOverlap="1" wp14:anchorId="441D8107" wp14:editId="1F73C320">
             <wp:simplePos x="0" y="0"/>
             <wp:positionH relativeFrom="margin">
               <wp:align>center</wp:align>
@@ -16000,16 +16000,7 @@
                               </w:rPr>
                             </w:pPr>
                             <w:r>
-                              <w:t xml:space="preserve">Fig </w:t>
-                            </w:r>
-                            <w:r>
-                              <w:t>20</w:t>
-                            </w:r>
-                            <w:r>
-                              <w:t xml:space="preserve"> : </w:t>
-                            </w:r>
-                            <w:r>
-                              <w:t>top</w:t>
+                              <w:t>Fig 20 : top</w:t>
                             </w:r>
                           </w:p>
                         </w:txbxContent>
